--- a/KURIKULUM2026_REVISI/DOCX/022_AUDIT_KELENGKAPAN_KOMPONEN_VS_TEMPLATE_KPT_OBE.docx
+++ b/KURIKULUM2026_REVISI/DOCX/022_AUDIT_KELENGKAPAN_KOMPONEN_VS_TEMPLATE_KPT_OBE.docx
@@ -140,9 +140,9 @@
       <w:r>
         <w:rPr>
           <w:color w:val="C8D2E1"/>
-          <w:sz w:val="16"/>
+          <w:sz w:val="14"/>
         </w:rPr>
-        <w:t>_________________________________________________________________________________</w:t>
+        <w:t>———————————————————————————————————————————————————————————————————————————</w:t>
       </w:r>
     </w:p>
     <w:p>
@@ -222,9 +222,9 @@
         </w:tblBorders>
       </w:tblPr>
       <w:tblGrid>
-        <w:gridCol w:w="3010"/>
-        <w:gridCol w:w="3010"/>
-        <w:gridCol w:w="3010"/>
+        <w:gridCol w:w="3202"/>
+        <w:gridCol w:w="3202"/>
+        <w:gridCol w:w="3202"/>
       </w:tblGrid>
       <w:tr>
         <w:trPr>
@@ -234,7 +234,7 @@
         </w:trPr>
         <w:tc>
           <w:tcPr>
-            <w:tcW w:type="dxa" w:w="3010"/>
+            <w:tcW w:type="dxa" w:w="3202"/>
             <w:vAlign w:val="center"/>
             <w:shd w:fill="1F3864"/>
             <w:tcMar>
@@ -262,7 +262,7 @@
         </w:tc>
         <w:tc>
           <w:tcPr>
-            <w:tcW w:type="dxa" w:w="3010"/>
+            <w:tcW w:type="dxa" w:w="3202"/>
             <w:vAlign w:val="center"/>
             <w:shd w:fill="1F3864"/>
             <w:tcMar>
@@ -290,7 +290,7 @@
         </w:tc>
         <w:tc>
           <w:tcPr>
-            <w:tcW w:type="dxa" w:w="3010"/>
+            <w:tcW w:type="dxa" w:w="3202"/>
             <w:vAlign w:val="center"/>
             <w:shd w:fill="1F3864"/>
             <w:tcMar>
@@ -323,14 +323,14 @@
         </w:trPr>
         <w:tc>
           <w:tcPr>
-            <w:tcW w:type="dxa" w:w="3010"/>
+            <w:tcW w:type="dxa" w:w="3202"/>
             <w:vAlign w:val="center"/>
             <w:shd w:fill="FFFFFF"/>
             <w:tcMar>
-              <w:top w:w="80" w:type="dxa"/>
-              <w:bottom w:w="80" w:type="dxa"/>
-              <w:left w:w="100" w:type="dxa"/>
-              <w:right w:w="100" w:type="dxa"/>
+              <w:top w:w="70" w:type="dxa"/>
+              <w:bottom w:w="70" w:type="dxa"/>
+              <w:left w:w="90" w:type="dxa"/>
+              <w:right w:w="90" w:type="dxa"/>
             </w:tcMar>
           </w:tcPr>
           <w:p>
@@ -359,14 +359,14 @@
         </w:tc>
         <w:tc>
           <w:tcPr>
-            <w:tcW w:type="dxa" w:w="3010"/>
+            <w:tcW w:type="dxa" w:w="3202"/>
             <w:vAlign w:val="center"/>
             <w:shd w:fill="FFFFFF"/>
             <w:tcMar>
-              <w:top w:w="80" w:type="dxa"/>
-              <w:bottom w:w="80" w:type="dxa"/>
-              <w:left w:w="100" w:type="dxa"/>
-              <w:right w:w="100" w:type="dxa"/>
+              <w:top w:w="70" w:type="dxa"/>
+              <w:bottom w:w="70" w:type="dxa"/>
+              <w:left w:w="90" w:type="dxa"/>
+              <w:right w:w="90" w:type="dxa"/>
             </w:tcMar>
           </w:tcPr>
           <w:p>
@@ -386,14 +386,14 @@
         </w:tc>
         <w:tc>
           <w:tcPr>
-            <w:tcW w:type="dxa" w:w="3010"/>
+            <w:tcW w:type="dxa" w:w="3202"/>
             <w:vAlign w:val="center"/>
             <w:shd w:fill="FFFFFF"/>
             <w:tcMar>
-              <w:top w:w="80" w:type="dxa"/>
-              <w:bottom w:w="80" w:type="dxa"/>
-              <w:left w:w="100" w:type="dxa"/>
-              <w:right w:w="100" w:type="dxa"/>
+              <w:top w:w="70" w:type="dxa"/>
+              <w:bottom w:w="70" w:type="dxa"/>
+              <w:left w:w="90" w:type="dxa"/>
+              <w:right w:w="90" w:type="dxa"/>
             </w:tcMar>
           </w:tcPr>
           <w:p>
@@ -418,14 +418,14 @@
         </w:trPr>
         <w:tc>
           <w:tcPr>
-            <w:tcW w:type="dxa" w:w="3010"/>
+            <w:tcW w:type="dxa" w:w="3202"/>
             <w:vAlign w:val="center"/>
             <w:shd w:fill="F2F5F9"/>
             <w:tcMar>
-              <w:top w:w="80" w:type="dxa"/>
-              <w:bottom w:w="80" w:type="dxa"/>
-              <w:left w:w="100" w:type="dxa"/>
-              <w:right w:w="100" w:type="dxa"/>
+              <w:top w:w="70" w:type="dxa"/>
+              <w:bottom w:w="70" w:type="dxa"/>
+              <w:left w:w="90" w:type="dxa"/>
+              <w:right w:w="90" w:type="dxa"/>
             </w:tcMar>
           </w:tcPr>
           <w:p>
@@ -454,14 +454,14 @@
         </w:tc>
         <w:tc>
           <w:tcPr>
-            <w:tcW w:type="dxa" w:w="3010"/>
+            <w:tcW w:type="dxa" w:w="3202"/>
             <w:vAlign w:val="center"/>
             <w:shd w:fill="F2F5F9"/>
             <w:tcMar>
-              <w:top w:w="80" w:type="dxa"/>
-              <w:bottom w:w="80" w:type="dxa"/>
-              <w:left w:w="100" w:type="dxa"/>
-              <w:right w:w="100" w:type="dxa"/>
+              <w:top w:w="70" w:type="dxa"/>
+              <w:bottom w:w="70" w:type="dxa"/>
+              <w:left w:w="90" w:type="dxa"/>
+              <w:right w:w="90" w:type="dxa"/>
             </w:tcMar>
           </w:tcPr>
           <w:p>
@@ -481,14 +481,14 @@
         </w:tc>
         <w:tc>
           <w:tcPr>
-            <w:tcW w:type="dxa" w:w="3010"/>
+            <w:tcW w:type="dxa" w:w="3202"/>
             <w:vAlign w:val="center"/>
             <w:shd w:fill="F2F5F9"/>
             <w:tcMar>
-              <w:top w:w="80" w:type="dxa"/>
-              <w:bottom w:w="80" w:type="dxa"/>
-              <w:left w:w="100" w:type="dxa"/>
-              <w:right w:w="100" w:type="dxa"/>
+              <w:top w:w="70" w:type="dxa"/>
+              <w:bottom w:w="70" w:type="dxa"/>
+              <w:left w:w="90" w:type="dxa"/>
+              <w:right w:w="90" w:type="dxa"/>
             </w:tcMar>
           </w:tcPr>
           <w:p>
@@ -513,14 +513,14 @@
         </w:trPr>
         <w:tc>
           <w:tcPr>
-            <w:tcW w:type="dxa" w:w="3010"/>
+            <w:tcW w:type="dxa" w:w="3202"/>
             <w:vAlign w:val="center"/>
             <w:shd w:fill="FFFFFF"/>
             <w:tcMar>
-              <w:top w:w="80" w:type="dxa"/>
-              <w:bottom w:w="80" w:type="dxa"/>
-              <w:left w:w="100" w:type="dxa"/>
-              <w:right w:w="100" w:type="dxa"/>
+              <w:top w:w="70" w:type="dxa"/>
+              <w:bottom w:w="70" w:type="dxa"/>
+              <w:left w:w="90" w:type="dxa"/>
+              <w:right w:w="90" w:type="dxa"/>
             </w:tcMar>
           </w:tcPr>
           <w:p>
@@ -549,14 +549,14 @@
         </w:tc>
         <w:tc>
           <w:tcPr>
-            <w:tcW w:type="dxa" w:w="3010"/>
+            <w:tcW w:type="dxa" w:w="3202"/>
             <w:vAlign w:val="center"/>
             <w:shd w:fill="FFFFFF"/>
             <w:tcMar>
-              <w:top w:w="80" w:type="dxa"/>
-              <w:bottom w:w="80" w:type="dxa"/>
-              <w:left w:w="100" w:type="dxa"/>
-              <w:right w:w="100" w:type="dxa"/>
+              <w:top w:w="70" w:type="dxa"/>
+              <w:bottom w:w="70" w:type="dxa"/>
+              <w:left w:w="90" w:type="dxa"/>
+              <w:right w:w="90" w:type="dxa"/>
             </w:tcMar>
           </w:tcPr>
           <w:p>
@@ -576,14 +576,14 @@
         </w:tc>
         <w:tc>
           <w:tcPr>
-            <w:tcW w:type="dxa" w:w="3010"/>
+            <w:tcW w:type="dxa" w:w="3202"/>
             <w:vAlign w:val="center"/>
             <w:shd w:fill="FFFFFF"/>
             <w:tcMar>
-              <w:top w:w="80" w:type="dxa"/>
-              <w:bottom w:w="80" w:type="dxa"/>
-              <w:left w:w="100" w:type="dxa"/>
-              <w:right w:w="100" w:type="dxa"/>
+              <w:top w:w="70" w:type="dxa"/>
+              <w:bottom w:w="70" w:type="dxa"/>
+              <w:left w:w="90" w:type="dxa"/>
+              <w:right w:w="90" w:type="dxa"/>
             </w:tcMar>
           </w:tcPr>
           <w:p>
@@ -605,7 +605,7 @@
     </w:tbl>
     <w:p>
       <w:pPr>
-        <w:spacing w:after="120"/>
+        <w:spacing w:after="100"/>
       </w:pPr>
     </w:p>
     <w:p>
@@ -637,9 +637,9 @@
       <w:r>
         <w:rPr>
           <w:color w:val="C8D2E1"/>
-          <w:sz w:val="16"/>
+          <w:sz w:val="14"/>
         </w:rPr>
-        <w:t>_________________________________________________________________________________</w:t>
+        <w:t>———————————————————————————————————————————————————————————————————————————</w:t>
       </w:r>
     </w:p>
     <w:p>
@@ -673,11 +673,11 @@
         </w:tblBorders>
       </w:tblPr>
       <w:tblGrid>
-        <w:gridCol w:w="1806"/>
-        <w:gridCol w:w="1806"/>
-        <w:gridCol w:w="1806"/>
-        <w:gridCol w:w="1806"/>
-        <w:gridCol w:w="1806"/>
+        <w:gridCol w:w="1921"/>
+        <w:gridCol w:w="1921"/>
+        <w:gridCol w:w="1921"/>
+        <w:gridCol w:w="1921"/>
+        <w:gridCol w:w="1921"/>
       </w:tblGrid>
       <w:tr>
         <w:trPr>
@@ -687,7 +687,7 @@
         </w:trPr>
         <w:tc>
           <w:tcPr>
-            <w:tcW w:type="dxa" w:w="1806"/>
+            <w:tcW w:type="dxa" w:w="1921"/>
             <w:vAlign w:val="center"/>
             <w:shd w:fill="1F3864"/>
             <w:tcMar>
@@ -715,7 +715,7 @@
         </w:tc>
         <w:tc>
           <w:tcPr>
-            <w:tcW w:type="dxa" w:w="1806"/>
+            <w:tcW w:type="dxa" w:w="1921"/>
             <w:vAlign w:val="center"/>
             <w:shd w:fill="1F3864"/>
             <w:tcMar>
@@ -743,7 +743,7 @@
         </w:tc>
         <w:tc>
           <w:tcPr>
-            <w:tcW w:type="dxa" w:w="1806"/>
+            <w:tcW w:type="dxa" w:w="1921"/>
             <w:vAlign w:val="center"/>
             <w:shd w:fill="1F3864"/>
             <w:tcMar>
@@ -771,7 +771,7 @@
         </w:tc>
         <w:tc>
           <w:tcPr>
-            <w:tcW w:type="dxa" w:w="1806"/>
+            <w:tcW w:type="dxa" w:w="1921"/>
             <w:vAlign w:val="center"/>
             <w:shd w:fill="1F3864"/>
             <w:tcMar>
@@ -799,7 +799,7 @@
         </w:tc>
         <w:tc>
           <w:tcPr>
-            <w:tcW w:type="dxa" w:w="1806"/>
+            <w:tcW w:type="dxa" w:w="1921"/>
             <w:vAlign w:val="center"/>
             <w:shd w:fill="1F3864"/>
             <w:tcMar>
@@ -832,14 +832,14 @@
         </w:trPr>
         <w:tc>
           <w:tcPr>
-            <w:tcW w:type="dxa" w:w="1806"/>
+            <w:tcW w:type="dxa" w:w="1921"/>
             <w:vAlign w:val="center"/>
             <w:shd w:fill="FFFFFF"/>
             <w:tcMar>
-              <w:top w:w="80" w:type="dxa"/>
-              <w:bottom w:w="80" w:type="dxa"/>
-              <w:left w:w="100" w:type="dxa"/>
-              <w:right w:w="100" w:type="dxa"/>
+              <w:top w:w="70" w:type="dxa"/>
+              <w:bottom w:w="70" w:type="dxa"/>
+              <w:left w:w="90" w:type="dxa"/>
+              <w:right w:w="90" w:type="dxa"/>
             </w:tcMar>
           </w:tcPr>
           <w:p>
@@ -860,14 +860,14 @@
         </w:tc>
         <w:tc>
           <w:tcPr>
-            <w:tcW w:type="dxa" w:w="1806"/>
+            <w:tcW w:type="dxa" w:w="1921"/>
             <w:vAlign w:val="center"/>
             <w:shd w:fill="FFFFFF"/>
             <w:tcMar>
-              <w:top w:w="80" w:type="dxa"/>
-              <w:bottom w:w="80" w:type="dxa"/>
-              <w:left w:w="100" w:type="dxa"/>
-              <w:right w:w="100" w:type="dxa"/>
+              <w:top w:w="70" w:type="dxa"/>
+              <w:bottom w:w="70" w:type="dxa"/>
+              <w:left w:w="90" w:type="dxa"/>
+              <w:right w:w="90" w:type="dxa"/>
             </w:tcMar>
           </w:tcPr>
           <w:p>
@@ -887,14 +887,14 @@
         </w:tc>
         <w:tc>
           <w:tcPr>
-            <w:tcW w:type="dxa" w:w="1806"/>
+            <w:tcW w:type="dxa" w:w="1921"/>
             <w:vAlign w:val="center"/>
             <w:shd w:fill="FFFFFF"/>
             <w:tcMar>
-              <w:top w:w="80" w:type="dxa"/>
-              <w:bottom w:w="80" w:type="dxa"/>
-              <w:left w:w="100" w:type="dxa"/>
-              <w:right w:w="100" w:type="dxa"/>
+              <w:top w:w="70" w:type="dxa"/>
+              <w:bottom w:w="70" w:type="dxa"/>
+              <w:left w:w="90" w:type="dxa"/>
+              <w:right w:w="90" w:type="dxa"/>
             </w:tcMar>
           </w:tcPr>
           <w:p>
@@ -914,14 +914,14 @@
         </w:tc>
         <w:tc>
           <w:tcPr>
-            <w:tcW w:type="dxa" w:w="1806"/>
+            <w:tcW w:type="dxa" w:w="1921"/>
             <w:vAlign w:val="center"/>
             <w:shd w:fill="FFFFFF"/>
             <w:tcMar>
-              <w:top w:w="80" w:type="dxa"/>
-              <w:bottom w:w="80" w:type="dxa"/>
-              <w:left w:w="100" w:type="dxa"/>
-              <w:right w:w="100" w:type="dxa"/>
+              <w:top w:w="70" w:type="dxa"/>
+              <w:bottom w:w="70" w:type="dxa"/>
+              <w:left w:w="90" w:type="dxa"/>
+              <w:right w:w="90" w:type="dxa"/>
             </w:tcMar>
           </w:tcPr>
           <w:p>
@@ -941,14 +941,14 @@
         </w:tc>
         <w:tc>
           <w:tcPr>
-            <w:tcW w:type="dxa" w:w="1806"/>
+            <w:tcW w:type="dxa" w:w="1921"/>
             <w:vAlign w:val="center"/>
             <w:shd w:fill="FFFFFF"/>
             <w:tcMar>
-              <w:top w:w="80" w:type="dxa"/>
-              <w:bottom w:w="80" w:type="dxa"/>
-              <w:left w:w="100" w:type="dxa"/>
-              <w:right w:w="100" w:type="dxa"/>
+              <w:top w:w="70" w:type="dxa"/>
+              <w:bottom w:w="70" w:type="dxa"/>
+              <w:left w:w="90" w:type="dxa"/>
+              <w:right w:w="90" w:type="dxa"/>
             </w:tcMar>
           </w:tcPr>
           <w:p>
@@ -982,14 +982,14 @@
         </w:trPr>
         <w:tc>
           <w:tcPr>
-            <w:tcW w:type="dxa" w:w="1806"/>
+            <w:tcW w:type="dxa" w:w="1921"/>
             <w:vAlign w:val="center"/>
             <w:shd w:fill="F2F5F9"/>
             <w:tcMar>
-              <w:top w:w="80" w:type="dxa"/>
-              <w:bottom w:w="80" w:type="dxa"/>
-              <w:left w:w="100" w:type="dxa"/>
-              <w:right w:w="100" w:type="dxa"/>
+              <w:top w:w="70" w:type="dxa"/>
+              <w:bottom w:w="70" w:type="dxa"/>
+              <w:left w:w="90" w:type="dxa"/>
+              <w:right w:w="90" w:type="dxa"/>
             </w:tcMar>
           </w:tcPr>
           <w:p>
@@ -1010,14 +1010,14 @@
         </w:tc>
         <w:tc>
           <w:tcPr>
-            <w:tcW w:type="dxa" w:w="1806"/>
+            <w:tcW w:type="dxa" w:w="1921"/>
             <w:vAlign w:val="center"/>
             <w:shd w:fill="F2F5F9"/>
             <w:tcMar>
-              <w:top w:w="80" w:type="dxa"/>
-              <w:bottom w:w="80" w:type="dxa"/>
-              <w:left w:w="100" w:type="dxa"/>
-              <w:right w:w="100" w:type="dxa"/>
+              <w:top w:w="70" w:type="dxa"/>
+              <w:bottom w:w="70" w:type="dxa"/>
+              <w:left w:w="90" w:type="dxa"/>
+              <w:right w:w="90" w:type="dxa"/>
             </w:tcMar>
           </w:tcPr>
           <w:p>
@@ -1037,14 +1037,14 @@
         </w:tc>
         <w:tc>
           <w:tcPr>
-            <w:tcW w:type="dxa" w:w="1806"/>
+            <w:tcW w:type="dxa" w:w="1921"/>
             <w:vAlign w:val="center"/>
             <w:shd w:fill="F2F5F9"/>
             <w:tcMar>
-              <w:top w:w="80" w:type="dxa"/>
-              <w:bottom w:w="80" w:type="dxa"/>
-              <w:left w:w="100" w:type="dxa"/>
-              <w:right w:w="100" w:type="dxa"/>
+              <w:top w:w="70" w:type="dxa"/>
+              <w:bottom w:w="70" w:type="dxa"/>
+              <w:left w:w="90" w:type="dxa"/>
+              <w:right w:w="90" w:type="dxa"/>
             </w:tcMar>
           </w:tcPr>
           <w:p>
@@ -1064,14 +1064,14 @@
         </w:tc>
         <w:tc>
           <w:tcPr>
-            <w:tcW w:type="dxa" w:w="1806"/>
+            <w:tcW w:type="dxa" w:w="1921"/>
             <w:vAlign w:val="center"/>
             <w:shd w:fill="F2F5F9"/>
             <w:tcMar>
-              <w:top w:w="80" w:type="dxa"/>
-              <w:bottom w:w="80" w:type="dxa"/>
-              <w:left w:w="100" w:type="dxa"/>
-              <w:right w:w="100" w:type="dxa"/>
+              <w:top w:w="70" w:type="dxa"/>
+              <w:bottom w:w="70" w:type="dxa"/>
+              <w:left w:w="90" w:type="dxa"/>
+              <w:right w:w="90" w:type="dxa"/>
             </w:tcMar>
           </w:tcPr>
           <w:p>
@@ -1091,14 +1091,14 @@
         </w:tc>
         <w:tc>
           <w:tcPr>
-            <w:tcW w:type="dxa" w:w="1806"/>
+            <w:tcW w:type="dxa" w:w="1921"/>
             <w:vAlign w:val="center"/>
             <w:shd w:fill="F2F5F9"/>
             <w:tcMar>
-              <w:top w:w="80" w:type="dxa"/>
-              <w:bottom w:w="80" w:type="dxa"/>
-              <w:left w:w="100" w:type="dxa"/>
-              <w:right w:w="100" w:type="dxa"/>
+              <w:top w:w="70" w:type="dxa"/>
+              <w:bottom w:w="70" w:type="dxa"/>
+              <w:left w:w="90" w:type="dxa"/>
+              <w:right w:w="90" w:type="dxa"/>
             </w:tcMar>
           </w:tcPr>
           <w:p>
@@ -1132,14 +1132,14 @@
         </w:trPr>
         <w:tc>
           <w:tcPr>
-            <w:tcW w:type="dxa" w:w="1806"/>
+            <w:tcW w:type="dxa" w:w="1921"/>
             <w:vAlign w:val="center"/>
             <w:shd w:fill="FFFFFF"/>
             <w:tcMar>
-              <w:top w:w="80" w:type="dxa"/>
-              <w:bottom w:w="80" w:type="dxa"/>
-              <w:left w:w="100" w:type="dxa"/>
-              <w:right w:w="100" w:type="dxa"/>
+              <w:top w:w="70" w:type="dxa"/>
+              <w:bottom w:w="70" w:type="dxa"/>
+              <w:left w:w="90" w:type="dxa"/>
+              <w:right w:w="90" w:type="dxa"/>
             </w:tcMar>
           </w:tcPr>
           <w:p>
@@ -1160,14 +1160,14 @@
         </w:tc>
         <w:tc>
           <w:tcPr>
-            <w:tcW w:type="dxa" w:w="1806"/>
+            <w:tcW w:type="dxa" w:w="1921"/>
             <w:vAlign w:val="center"/>
             <w:shd w:fill="FFFFFF"/>
             <w:tcMar>
-              <w:top w:w="80" w:type="dxa"/>
-              <w:bottom w:w="80" w:type="dxa"/>
-              <w:left w:w="100" w:type="dxa"/>
-              <w:right w:w="100" w:type="dxa"/>
+              <w:top w:w="70" w:type="dxa"/>
+              <w:bottom w:w="70" w:type="dxa"/>
+              <w:left w:w="90" w:type="dxa"/>
+              <w:right w:w="90" w:type="dxa"/>
             </w:tcMar>
           </w:tcPr>
           <w:p>
@@ -1187,14 +1187,14 @@
         </w:tc>
         <w:tc>
           <w:tcPr>
-            <w:tcW w:type="dxa" w:w="1806"/>
+            <w:tcW w:type="dxa" w:w="1921"/>
             <w:vAlign w:val="center"/>
             <w:shd w:fill="FFFFFF"/>
             <w:tcMar>
-              <w:top w:w="80" w:type="dxa"/>
-              <w:bottom w:w="80" w:type="dxa"/>
-              <w:left w:w="100" w:type="dxa"/>
-              <w:right w:w="100" w:type="dxa"/>
+              <w:top w:w="70" w:type="dxa"/>
+              <w:bottom w:w="70" w:type="dxa"/>
+              <w:left w:w="90" w:type="dxa"/>
+              <w:right w:w="90" w:type="dxa"/>
             </w:tcMar>
           </w:tcPr>
           <w:p>
@@ -1214,14 +1214,14 @@
         </w:tc>
         <w:tc>
           <w:tcPr>
-            <w:tcW w:type="dxa" w:w="1806"/>
+            <w:tcW w:type="dxa" w:w="1921"/>
             <w:vAlign w:val="center"/>
             <w:shd w:fill="FFFFFF"/>
             <w:tcMar>
-              <w:top w:w="80" w:type="dxa"/>
-              <w:bottom w:w="80" w:type="dxa"/>
-              <w:left w:w="100" w:type="dxa"/>
-              <w:right w:w="100" w:type="dxa"/>
+              <w:top w:w="70" w:type="dxa"/>
+              <w:bottom w:w="70" w:type="dxa"/>
+              <w:left w:w="90" w:type="dxa"/>
+              <w:right w:w="90" w:type="dxa"/>
             </w:tcMar>
           </w:tcPr>
           <w:p>
@@ -1241,14 +1241,14 @@
         </w:tc>
         <w:tc>
           <w:tcPr>
-            <w:tcW w:type="dxa" w:w="1806"/>
+            <w:tcW w:type="dxa" w:w="1921"/>
             <w:vAlign w:val="center"/>
             <w:shd w:fill="FFFFFF"/>
             <w:tcMar>
-              <w:top w:w="80" w:type="dxa"/>
-              <w:bottom w:w="80" w:type="dxa"/>
-              <w:left w:w="100" w:type="dxa"/>
-              <w:right w:w="100" w:type="dxa"/>
+              <w:top w:w="70" w:type="dxa"/>
+              <w:bottom w:w="70" w:type="dxa"/>
+              <w:left w:w="90" w:type="dxa"/>
+              <w:right w:w="90" w:type="dxa"/>
             </w:tcMar>
           </w:tcPr>
           <w:p>
@@ -1282,14 +1282,14 @@
         </w:trPr>
         <w:tc>
           <w:tcPr>
-            <w:tcW w:type="dxa" w:w="1806"/>
+            <w:tcW w:type="dxa" w:w="1921"/>
             <w:vAlign w:val="center"/>
             <w:shd w:fill="F2F5F9"/>
             <w:tcMar>
-              <w:top w:w="80" w:type="dxa"/>
-              <w:bottom w:w="80" w:type="dxa"/>
-              <w:left w:w="100" w:type="dxa"/>
-              <w:right w:w="100" w:type="dxa"/>
+              <w:top w:w="70" w:type="dxa"/>
+              <w:bottom w:w="70" w:type="dxa"/>
+              <w:left w:w="90" w:type="dxa"/>
+              <w:right w:w="90" w:type="dxa"/>
             </w:tcMar>
           </w:tcPr>
           <w:p>
@@ -1310,14 +1310,14 @@
         </w:tc>
         <w:tc>
           <w:tcPr>
-            <w:tcW w:type="dxa" w:w="1806"/>
+            <w:tcW w:type="dxa" w:w="1921"/>
             <w:vAlign w:val="center"/>
             <w:shd w:fill="F2F5F9"/>
             <w:tcMar>
-              <w:top w:w="80" w:type="dxa"/>
-              <w:bottom w:w="80" w:type="dxa"/>
-              <w:left w:w="100" w:type="dxa"/>
-              <w:right w:w="100" w:type="dxa"/>
+              <w:top w:w="70" w:type="dxa"/>
+              <w:bottom w:w="70" w:type="dxa"/>
+              <w:left w:w="90" w:type="dxa"/>
+              <w:right w:w="90" w:type="dxa"/>
             </w:tcMar>
           </w:tcPr>
           <w:p>
@@ -1337,14 +1337,14 @@
         </w:tc>
         <w:tc>
           <w:tcPr>
-            <w:tcW w:type="dxa" w:w="1806"/>
+            <w:tcW w:type="dxa" w:w="1921"/>
             <w:vAlign w:val="center"/>
             <w:shd w:fill="F2F5F9"/>
             <w:tcMar>
-              <w:top w:w="80" w:type="dxa"/>
-              <w:bottom w:w="80" w:type="dxa"/>
-              <w:left w:w="100" w:type="dxa"/>
-              <w:right w:w="100" w:type="dxa"/>
+              <w:top w:w="70" w:type="dxa"/>
+              <w:bottom w:w="70" w:type="dxa"/>
+              <w:left w:w="90" w:type="dxa"/>
+              <w:right w:w="90" w:type="dxa"/>
             </w:tcMar>
           </w:tcPr>
           <w:p>
@@ -1364,14 +1364,14 @@
         </w:tc>
         <w:tc>
           <w:tcPr>
-            <w:tcW w:type="dxa" w:w="1806"/>
+            <w:tcW w:type="dxa" w:w="1921"/>
             <w:vAlign w:val="center"/>
             <w:shd w:fill="F2F5F9"/>
             <w:tcMar>
-              <w:top w:w="80" w:type="dxa"/>
-              <w:bottom w:w="80" w:type="dxa"/>
-              <w:left w:w="100" w:type="dxa"/>
-              <w:right w:w="100" w:type="dxa"/>
+              <w:top w:w="70" w:type="dxa"/>
+              <w:bottom w:w="70" w:type="dxa"/>
+              <w:left w:w="90" w:type="dxa"/>
+              <w:right w:w="90" w:type="dxa"/>
             </w:tcMar>
           </w:tcPr>
           <w:p>
@@ -1391,14 +1391,14 @@
         </w:tc>
         <w:tc>
           <w:tcPr>
-            <w:tcW w:type="dxa" w:w="1806"/>
+            <w:tcW w:type="dxa" w:w="1921"/>
             <w:vAlign w:val="center"/>
             <w:shd w:fill="F2F5F9"/>
             <w:tcMar>
-              <w:top w:w="80" w:type="dxa"/>
-              <w:bottom w:w="80" w:type="dxa"/>
-              <w:left w:w="100" w:type="dxa"/>
-              <w:right w:w="100" w:type="dxa"/>
+              <w:top w:w="70" w:type="dxa"/>
+              <w:bottom w:w="70" w:type="dxa"/>
+              <w:left w:w="90" w:type="dxa"/>
+              <w:right w:w="90" w:type="dxa"/>
             </w:tcMar>
           </w:tcPr>
           <w:p>
@@ -1440,14 +1440,14 @@
         </w:trPr>
         <w:tc>
           <w:tcPr>
-            <w:tcW w:type="dxa" w:w="1806"/>
+            <w:tcW w:type="dxa" w:w="1921"/>
             <w:vAlign w:val="center"/>
             <w:shd w:fill="FFFFFF"/>
             <w:tcMar>
-              <w:top w:w="80" w:type="dxa"/>
-              <w:bottom w:w="80" w:type="dxa"/>
-              <w:left w:w="100" w:type="dxa"/>
-              <w:right w:w="100" w:type="dxa"/>
+              <w:top w:w="70" w:type="dxa"/>
+              <w:bottom w:w="70" w:type="dxa"/>
+              <w:left w:w="90" w:type="dxa"/>
+              <w:right w:w="90" w:type="dxa"/>
             </w:tcMar>
           </w:tcPr>
           <w:p>
@@ -1468,14 +1468,14 @@
         </w:tc>
         <w:tc>
           <w:tcPr>
-            <w:tcW w:type="dxa" w:w="1806"/>
+            <w:tcW w:type="dxa" w:w="1921"/>
             <w:vAlign w:val="center"/>
             <w:shd w:fill="FFFFFF"/>
             <w:tcMar>
-              <w:top w:w="80" w:type="dxa"/>
-              <w:bottom w:w="80" w:type="dxa"/>
-              <w:left w:w="100" w:type="dxa"/>
-              <w:right w:w="100" w:type="dxa"/>
+              <w:top w:w="70" w:type="dxa"/>
+              <w:bottom w:w="70" w:type="dxa"/>
+              <w:left w:w="90" w:type="dxa"/>
+              <w:right w:w="90" w:type="dxa"/>
             </w:tcMar>
           </w:tcPr>
           <w:p>
@@ -1495,14 +1495,14 @@
         </w:tc>
         <w:tc>
           <w:tcPr>
-            <w:tcW w:type="dxa" w:w="1806"/>
+            <w:tcW w:type="dxa" w:w="1921"/>
             <w:vAlign w:val="center"/>
             <w:shd w:fill="FFFFFF"/>
             <w:tcMar>
-              <w:top w:w="80" w:type="dxa"/>
-              <w:bottom w:w="80" w:type="dxa"/>
-              <w:left w:w="100" w:type="dxa"/>
-              <w:right w:w="100" w:type="dxa"/>
+              <w:top w:w="70" w:type="dxa"/>
+              <w:bottom w:w="70" w:type="dxa"/>
+              <w:left w:w="90" w:type="dxa"/>
+              <w:right w:w="90" w:type="dxa"/>
             </w:tcMar>
           </w:tcPr>
           <w:p>
@@ -1522,14 +1522,14 @@
         </w:tc>
         <w:tc>
           <w:tcPr>
-            <w:tcW w:type="dxa" w:w="1806"/>
+            <w:tcW w:type="dxa" w:w="1921"/>
             <w:vAlign w:val="center"/>
             <w:shd w:fill="FFFFFF"/>
             <w:tcMar>
-              <w:top w:w="80" w:type="dxa"/>
-              <w:bottom w:w="80" w:type="dxa"/>
-              <w:left w:w="100" w:type="dxa"/>
-              <w:right w:w="100" w:type="dxa"/>
+              <w:top w:w="70" w:type="dxa"/>
+              <w:bottom w:w="70" w:type="dxa"/>
+              <w:left w:w="90" w:type="dxa"/>
+              <w:right w:w="90" w:type="dxa"/>
             </w:tcMar>
           </w:tcPr>
           <w:p>
@@ -1549,14 +1549,14 @@
         </w:tc>
         <w:tc>
           <w:tcPr>
-            <w:tcW w:type="dxa" w:w="1806"/>
+            <w:tcW w:type="dxa" w:w="1921"/>
             <w:vAlign w:val="center"/>
             <w:shd w:fill="FFFFFF"/>
             <w:tcMar>
-              <w:top w:w="80" w:type="dxa"/>
-              <w:bottom w:w="80" w:type="dxa"/>
-              <w:left w:w="100" w:type="dxa"/>
-              <w:right w:w="100" w:type="dxa"/>
+              <w:top w:w="70" w:type="dxa"/>
+              <w:bottom w:w="70" w:type="dxa"/>
+              <w:left w:w="90" w:type="dxa"/>
+              <w:right w:w="90" w:type="dxa"/>
             </w:tcMar>
           </w:tcPr>
           <w:p>
@@ -1581,14 +1581,14 @@
         </w:trPr>
         <w:tc>
           <w:tcPr>
-            <w:tcW w:type="dxa" w:w="1806"/>
+            <w:tcW w:type="dxa" w:w="1921"/>
             <w:vAlign w:val="center"/>
             <w:shd w:fill="F2F5F9"/>
             <w:tcMar>
-              <w:top w:w="80" w:type="dxa"/>
-              <w:bottom w:w="80" w:type="dxa"/>
-              <w:left w:w="100" w:type="dxa"/>
-              <w:right w:w="100" w:type="dxa"/>
+              <w:top w:w="70" w:type="dxa"/>
+              <w:bottom w:w="70" w:type="dxa"/>
+              <w:left w:w="90" w:type="dxa"/>
+              <w:right w:w="90" w:type="dxa"/>
             </w:tcMar>
           </w:tcPr>
           <w:p>
@@ -1609,14 +1609,14 @@
         </w:tc>
         <w:tc>
           <w:tcPr>
-            <w:tcW w:type="dxa" w:w="1806"/>
+            <w:tcW w:type="dxa" w:w="1921"/>
             <w:vAlign w:val="center"/>
             <w:shd w:fill="F2F5F9"/>
             <w:tcMar>
-              <w:top w:w="80" w:type="dxa"/>
-              <w:bottom w:w="80" w:type="dxa"/>
-              <w:left w:w="100" w:type="dxa"/>
-              <w:right w:w="100" w:type="dxa"/>
+              <w:top w:w="70" w:type="dxa"/>
+              <w:bottom w:w="70" w:type="dxa"/>
+              <w:left w:w="90" w:type="dxa"/>
+              <w:right w:w="90" w:type="dxa"/>
             </w:tcMar>
           </w:tcPr>
           <w:p>
@@ -1636,14 +1636,14 @@
         </w:tc>
         <w:tc>
           <w:tcPr>
-            <w:tcW w:type="dxa" w:w="1806"/>
+            <w:tcW w:type="dxa" w:w="1921"/>
             <w:vAlign w:val="center"/>
             <w:shd w:fill="F2F5F9"/>
             <w:tcMar>
-              <w:top w:w="80" w:type="dxa"/>
-              <w:bottom w:w="80" w:type="dxa"/>
-              <w:left w:w="100" w:type="dxa"/>
-              <w:right w:w="100" w:type="dxa"/>
+              <w:top w:w="70" w:type="dxa"/>
+              <w:bottom w:w="70" w:type="dxa"/>
+              <w:left w:w="90" w:type="dxa"/>
+              <w:right w:w="90" w:type="dxa"/>
             </w:tcMar>
           </w:tcPr>
           <w:p>
@@ -1663,14 +1663,14 @@
         </w:tc>
         <w:tc>
           <w:tcPr>
-            <w:tcW w:type="dxa" w:w="1806"/>
+            <w:tcW w:type="dxa" w:w="1921"/>
             <w:vAlign w:val="center"/>
             <w:shd w:fill="F2F5F9"/>
             <w:tcMar>
-              <w:top w:w="80" w:type="dxa"/>
-              <w:bottom w:w="80" w:type="dxa"/>
-              <w:left w:w="100" w:type="dxa"/>
-              <w:right w:w="100" w:type="dxa"/>
+              <w:top w:w="70" w:type="dxa"/>
+              <w:bottom w:w="70" w:type="dxa"/>
+              <w:left w:w="90" w:type="dxa"/>
+              <w:right w:w="90" w:type="dxa"/>
             </w:tcMar>
           </w:tcPr>
           <w:p>
@@ -1690,14 +1690,14 @@
         </w:tc>
         <w:tc>
           <w:tcPr>
-            <w:tcW w:type="dxa" w:w="1806"/>
+            <w:tcW w:type="dxa" w:w="1921"/>
             <w:vAlign w:val="center"/>
             <w:shd w:fill="F2F5F9"/>
             <w:tcMar>
-              <w:top w:w="80" w:type="dxa"/>
-              <w:bottom w:w="80" w:type="dxa"/>
-              <w:left w:w="100" w:type="dxa"/>
-              <w:right w:w="100" w:type="dxa"/>
+              <w:top w:w="70" w:type="dxa"/>
+              <w:bottom w:w="70" w:type="dxa"/>
+              <w:left w:w="90" w:type="dxa"/>
+              <w:right w:w="90" w:type="dxa"/>
             </w:tcMar>
           </w:tcPr>
           <w:p>
@@ -1722,14 +1722,14 @@
         </w:trPr>
         <w:tc>
           <w:tcPr>
-            <w:tcW w:type="dxa" w:w="1806"/>
+            <w:tcW w:type="dxa" w:w="1921"/>
             <w:vAlign w:val="center"/>
             <w:shd w:fill="FFFFFF"/>
             <w:tcMar>
-              <w:top w:w="80" w:type="dxa"/>
-              <w:bottom w:w="80" w:type="dxa"/>
-              <w:left w:w="100" w:type="dxa"/>
-              <w:right w:w="100" w:type="dxa"/>
+              <w:top w:w="70" w:type="dxa"/>
+              <w:bottom w:w="70" w:type="dxa"/>
+              <w:left w:w="90" w:type="dxa"/>
+              <w:right w:w="90" w:type="dxa"/>
             </w:tcMar>
           </w:tcPr>
           <w:p>
@@ -1750,14 +1750,14 @@
         </w:tc>
         <w:tc>
           <w:tcPr>
-            <w:tcW w:type="dxa" w:w="1806"/>
+            <w:tcW w:type="dxa" w:w="1921"/>
             <w:vAlign w:val="center"/>
             <w:shd w:fill="FFFFFF"/>
             <w:tcMar>
-              <w:top w:w="80" w:type="dxa"/>
-              <w:bottom w:w="80" w:type="dxa"/>
-              <w:left w:w="100" w:type="dxa"/>
-              <w:right w:w="100" w:type="dxa"/>
+              <w:top w:w="70" w:type="dxa"/>
+              <w:bottom w:w="70" w:type="dxa"/>
+              <w:left w:w="90" w:type="dxa"/>
+              <w:right w:w="90" w:type="dxa"/>
             </w:tcMar>
           </w:tcPr>
           <w:p>
@@ -1777,14 +1777,14 @@
         </w:tc>
         <w:tc>
           <w:tcPr>
-            <w:tcW w:type="dxa" w:w="1806"/>
+            <w:tcW w:type="dxa" w:w="1921"/>
             <w:vAlign w:val="center"/>
             <w:shd w:fill="FFFFFF"/>
             <w:tcMar>
-              <w:top w:w="80" w:type="dxa"/>
-              <w:bottom w:w="80" w:type="dxa"/>
-              <w:left w:w="100" w:type="dxa"/>
-              <w:right w:w="100" w:type="dxa"/>
+              <w:top w:w="70" w:type="dxa"/>
+              <w:bottom w:w="70" w:type="dxa"/>
+              <w:left w:w="90" w:type="dxa"/>
+              <w:right w:w="90" w:type="dxa"/>
             </w:tcMar>
           </w:tcPr>
           <w:p>
@@ -1804,14 +1804,14 @@
         </w:tc>
         <w:tc>
           <w:tcPr>
-            <w:tcW w:type="dxa" w:w="1806"/>
+            <w:tcW w:type="dxa" w:w="1921"/>
             <w:vAlign w:val="center"/>
             <w:shd w:fill="FFFFFF"/>
             <w:tcMar>
-              <w:top w:w="80" w:type="dxa"/>
-              <w:bottom w:w="80" w:type="dxa"/>
-              <w:left w:w="100" w:type="dxa"/>
-              <w:right w:w="100" w:type="dxa"/>
+              <w:top w:w="70" w:type="dxa"/>
+              <w:bottom w:w="70" w:type="dxa"/>
+              <w:left w:w="90" w:type="dxa"/>
+              <w:right w:w="90" w:type="dxa"/>
             </w:tcMar>
           </w:tcPr>
           <w:p>
@@ -1831,14 +1831,14 @@
         </w:tc>
         <w:tc>
           <w:tcPr>
-            <w:tcW w:type="dxa" w:w="1806"/>
+            <w:tcW w:type="dxa" w:w="1921"/>
             <w:vAlign w:val="center"/>
             <w:shd w:fill="FFFFFF"/>
             <w:tcMar>
-              <w:top w:w="80" w:type="dxa"/>
-              <w:bottom w:w="80" w:type="dxa"/>
-              <w:left w:w="100" w:type="dxa"/>
-              <w:right w:w="100" w:type="dxa"/>
+              <w:top w:w="70" w:type="dxa"/>
+              <w:bottom w:w="70" w:type="dxa"/>
+              <w:left w:w="90" w:type="dxa"/>
+              <w:right w:w="90" w:type="dxa"/>
             </w:tcMar>
           </w:tcPr>
           <w:p>
@@ -1863,14 +1863,14 @@
         </w:trPr>
         <w:tc>
           <w:tcPr>
-            <w:tcW w:type="dxa" w:w="1806"/>
+            <w:tcW w:type="dxa" w:w="1921"/>
             <w:vAlign w:val="center"/>
             <w:shd w:fill="F2F5F9"/>
             <w:tcMar>
-              <w:top w:w="80" w:type="dxa"/>
-              <w:bottom w:w="80" w:type="dxa"/>
-              <w:left w:w="100" w:type="dxa"/>
-              <w:right w:w="100" w:type="dxa"/>
+              <w:top w:w="70" w:type="dxa"/>
+              <w:bottom w:w="70" w:type="dxa"/>
+              <w:left w:w="90" w:type="dxa"/>
+              <w:right w:w="90" w:type="dxa"/>
             </w:tcMar>
           </w:tcPr>
           <w:p>
@@ -1891,14 +1891,14 @@
         </w:tc>
         <w:tc>
           <w:tcPr>
-            <w:tcW w:type="dxa" w:w="1806"/>
+            <w:tcW w:type="dxa" w:w="1921"/>
             <w:vAlign w:val="center"/>
             <w:shd w:fill="F2F5F9"/>
             <w:tcMar>
-              <w:top w:w="80" w:type="dxa"/>
-              <w:bottom w:w="80" w:type="dxa"/>
-              <w:left w:w="100" w:type="dxa"/>
-              <w:right w:w="100" w:type="dxa"/>
+              <w:top w:w="70" w:type="dxa"/>
+              <w:bottom w:w="70" w:type="dxa"/>
+              <w:left w:w="90" w:type="dxa"/>
+              <w:right w:w="90" w:type="dxa"/>
             </w:tcMar>
           </w:tcPr>
           <w:p>
@@ -1918,14 +1918,14 @@
         </w:tc>
         <w:tc>
           <w:tcPr>
-            <w:tcW w:type="dxa" w:w="1806"/>
+            <w:tcW w:type="dxa" w:w="1921"/>
             <w:vAlign w:val="center"/>
             <w:shd w:fill="F2F5F9"/>
             <w:tcMar>
-              <w:top w:w="80" w:type="dxa"/>
-              <w:bottom w:w="80" w:type="dxa"/>
-              <w:left w:w="100" w:type="dxa"/>
-              <w:right w:w="100" w:type="dxa"/>
+              <w:top w:w="70" w:type="dxa"/>
+              <w:bottom w:w="70" w:type="dxa"/>
+              <w:left w:w="90" w:type="dxa"/>
+              <w:right w:w="90" w:type="dxa"/>
             </w:tcMar>
           </w:tcPr>
           <w:p>
@@ -1945,14 +1945,14 @@
         </w:tc>
         <w:tc>
           <w:tcPr>
-            <w:tcW w:type="dxa" w:w="1806"/>
+            <w:tcW w:type="dxa" w:w="1921"/>
             <w:vAlign w:val="center"/>
             <w:shd w:fill="F2F5F9"/>
             <w:tcMar>
-              <w:top w:w="80" w:type="dxa"/>
-              <w:bottom w:w="80" w:type="dxa"/>
-              <w:left w:w="100" w:type="dxa"/>
-              <w:right w:w="100" w:type="dxa"/>
+              <w:top w:w="70" w:type="dxa"/>
+              <w:bottom w:w="70" w:type="dxa"/>
+              <w:left w:w="90" w:type="dxa"/>
+              <w:right w:w="90" w:type="dxa"/>
             </w:tcMar>
           </w:tcPr>
           <w:p>
@@ -1972,14 +1972,14 @@
         </w:tc>
         <w:tc>
           <w:tcPr>
-            <w:tcW w:type="dxa" w:w="1806"/>
+            <w:tcW w:type="dxa" w:w="1921"/>
             <w:vAlign w:val="center"/>
             <w:shd w:fill="F2F5F9"/>
             <w:tcMar>
-              <w:top w:w="80" w:type="dxa"/>
-              <w:bottom w:w="80" w:type="dxa"/>
-              <w:left w:w="100" w:type="dxa"/>
-              <w:right w:w="100" w:type="dxa"/>
+              <w:top w:w="70" w:type="dxa"/>
+              <w:bottom w:w="70" w:type="dxa"/>
+              <w:left w:w="90" w:type="dxa"/>
+              <w:right w:w="90" w:type="dxa"/>
             </w:tcMar>
           </w:tcPr>
           <w:p>
@@ -2004,14 +2004,14 @@
         </w:trPr>
         <w:tc>
           <w:tcPr>
-            <w:tcW w:type="dxa" w:w="1806"/>
+            <w:tcW w:type="dxa" w:w="1921"/>
             <w:vAlign w:val="center"/>
             <w:shd w:fill="FFFFFF"/>
             <w:tcMar>
-              <w:top w:w="80" w:type="dxa"/>
-              <w:bottom w:w="80" w:type="dxa"/>
-              <w:left w:w="100" w:type="dxa"/>
-              <w:right w:w="100" w:type="dxa"/>
+              <w:top w:w="70" w:type="dxa"/>
+              <w:bottom w:w="70" w:type="dxa"/>
+              <w:left w:w="90" w:type="dxa"/>
+              <w:right w:w="90" w:type="dxa"/>
             </w:tcMar>
           </w:tcPr>
           <w:p>
@@ -2032,14 +2032,14 @@
         </w:tc>
         <w:tc>
           <w:tcPr>
-            <w:tcW w:type="dxa" w:w="1806"/>
+            <w:tcW w:type="dxa" w:w="1921"/>
             <w:vAlign w:val="center"/>
             <w:shd w:fill="FFFFFF"/>
             <w:tcMar>
-              <w:top w:w="80" w:type="dxa"/>
-              <w:bottom w:w="80" w:type="dxa"/>
-              <w:left w:w="100" w:type="dxa"/>
-              <w:right w:w="100" w:type="dxa"/>
+              <w:top w:w="70" w:type="dxa"/>
+              <w:bottom w:w="70" w:type="dxa"/>
+              <w:left w:w="90" w:type="dxa"/>
+              <w:right w:w="90" w:type="dxa"/>
             </w:tcMar>
           </w:tcPr>
           <w:p>
@@ -2059,14 +2059,14 @@
         </w:tc>
         <w:tc>
           <w:tcPr>
-            <w:tcW w:type="dxa" w:w="1806"/>
+            <w:tcW w:type="dxa" w:w="1921"/>
             <w:vAlign w:val="center"/>
             <w:shd w:fill="FFFFFF"/>
             <w:tcMar>
-              <w:top w:w="80" w:type="dxa"/>
-              <w:bottom w:w="80" w:type="dxa"/>
-              <w:left w:w="100" w:type="dxa"/>
-              <w:right w:w="100" w:type="dxa"/>
+              <w:top w:w="70" w:type="dxa"/>
+              <w:bottom w:w="70" w:type="dxa"/>
+              <w:left w:w="90" w:type="dxa"/>
+              <w:right w:w="90" w:type="dxa"/>
             </w:tcMar>
           </w:tcPr>
           <w:p>
@@ -2086,14 +2086,14 @@
         </w:tc>
         <w:tc>
           <w:tcPr>
-            <w:tcW w:type="dxa" w:w="1806"/>
+            <w:tcW w:type="dxa" w:w="1921"/>
             <w:vAlign w:val="center"/>
             <w:shd w:fill="FFFFFF"/>
             <w:tcMar>
-              <w:top w:w="80" w:type="dxa"/>
-              <w:bottom w:w="80" w:type="dxa"/>
-              <w:left w:w="100" w:type="dxa"/>
-              <w:right w:w="100" w:type="dxa"/>
+              <w:top w:w="70" w:type="dxa"/>
+              <w:bottom w:w="70" w:type="dxa"/>
+              <w:left w:w="90" w:type="dxa"/>
+              <w:right w:w="90" w:type="dxa"/>
             </w:tcMar>
           </w:tcPr>
           <w:p>
@@ -2113,14 +2113,14 @@
         </w:tc>
         <w:tc>
           <w:tcPr>
-            <w:tcW w:type="dxa" w:w="1806"/>
+            <w:tcW w:type="dxa" w:w="1921"/>
             <w:vAlign w:val="center"/>
             <w:shd w:fill="FFFFFF"/>
             <w:tcMar>
-              <w:top w:w="80" w:type="dxa"/>
-              <w:bottom w:w="80" w:type="dxa"/>
-              <w:left w:w="100" w:type="dxa"/>
-              <w:right w:w="100" w:type="dxa"/>
+              <w:top w:w="70" w:type="dxa"/>
+              <w:bottom w:w="70" w:type="dxa"/>
+              <w:left w:w="90" w:type="dxa"/>
+              <w:right w:w="90" w:type="dxa"/>
             </w:tcMar>
           </w:tcPr>
           <w:p>
@@ -2222,14 +2222,14 @@
         </w:trPr>
         <w:tc>
           <w:tcPr>
-            <w:tcW w:type="dxa" w:w="1806"/>
+            <w:tcW w:type="dxa" w:w="1921"/>
             <w:vAlign w:val="center"/>
             <w:shd w:fill="F2F5F9"/>
             <w:tcMar>
-              <w:top w:w="80" w:type="dxa"/>
-              <w:bottom w:w="80" w:type="dxa"/>
-              <w:left w:w="100" w:type="dxa"/>
-              <w:right w:w="100" w:type="dxa"/>
+              <w:top w:w="70" w:type="dxa"/>
+              <w:bottom w:w="70" w:type="dxa"/>
+              <w:left w:w="90" w:type="dxa"/>
+              <w:right w:w="90" w:type="dxa"/>
             </w:tcMar>
           </w:tcPr>
           <w:p>
@@ -2250,14 +2250,14 @@
         </w:tc>
         <w:tc>
           <w:tcPr>
-            <w:tcW w:type="dxa" w:w="1806"/>
+            <w:tcW w:type="dxa" w:w="1921"/>
             <w:vAlign w:val="center"/>
             <w:shd w:fill="F2F5F9"/>
             <w:tcMar>
-              <w:top w:w="80" w:type="dxa"/>
-              <w:bottom w:w="80" w:type="dxa"/>
-              <w:left w:w="100" w:type="dxa"/>
-              <w:right w:w="100" w:type="dxa"/>
+              <w:top w:w="70" w:type="dxa"/>
+              <w:bottom w:w="70" w:type="dxa"/>
+              <w:left w:w="90" w:type="dxa"/>
+              <w:right w:w="90" w:type="dxa"/>
             </w:tcMar>
           </w:tcPr>
           <w:p>
@@ -2277,14 +2277,14 @@
         </w:tc>
         <w:tc>
           <w:tcPr>
-            <w:tcW w:type="dxa" w:w="1806"/>
+            <w:tcW w:type="dxa" w:w="1921"/>
             <w:vAlign w:val="center"/>
             <w:shd w:fill="F2F5F9"/>
             <w:tcMar>
-              <w:top w:w="80" w:type="dxa"/>
-              <w:bottom w:w="80" w:type="dxa"/>
-              <w:left w:w="100" w:type="dxa"/>
-              <w:right w:w="100" w:type="dxa"/>
+              <w:top w:w="70" w:type="dxa"/>
+              <w:bottom w:w="70" w:type="dxa"/>
+              <w:left w:w="90" w:type="dxa"/>
+              <w:right w:w="90" w:type="dxa"/>
             </w:tcMar>
           </w:tcPr>
           <w:p>
@@ -2304,14 +2304,14 @@
         </w:tc>
         <w:tc>
           <w:tcPr>
-            <w:tcW w:type="dxa" w:w="1806"/>
+            <w:tcW w:type="dxa" w:w="1921"/>
             <w:vAlign w:val="center"/>
             <w:shd w:fill="F2F5F9"/>
             <w:tcMar>
-              <w:top w:w="80" w:type="dxa"/>
-              <w:bottom w:w="80" w:type="dxa"/>
-              <w:left w:w="100" w:type="dxa"/>
-              <w:right w:w="100" w:type="dxa"/>
+              <w:top w:w="70" w:type="dxa"/>
+              <w:bottom w:w="70" w:type="dxa"/>
+              <w:left w:w="90" w:type="dxa"/>
+              <w:right w:w="90" w:type="dxa"/>
             </w:tcMar>
           </w:tcPr>
           <w:p>
@@ -2331,14 +2331,14 @@
         </w:tc>
         <w:tc>
           <w:tcPr>
-            <w:tcW w:type="dxa" w:w="1806"/>
+            <w:tcW w:type="dxa" w:w="1921"/>
             <w:vAlign w:val="center"/>
             <w:shd w:fill="F2F5F9"/>
             <w:tcMar>
-              <w:top w:w="80" w:type="dxa"/>
-              <w:bottom w:w="80" w:type="dxa"/>
-              <w:left w:w="100" w:type="dxa"/>
-              <w:right w:w="100" w:type="dxa"/>
+              <w:top w:w="70" w:type="dxa"/>
+              <w:bottom w:w="70" w:type="dxa"/>
+              <w:left w:w="90" w:type="dxa"/>
+              <w:right w:w="90" w:type="dxa"/>
             </w:tcMar>
           </w:tcPr>
           <w:p>
@@ -2381,14 +2381,14 @@
         </w:trPr>
         <w:tc>
           <w:tcPr>
-            <w:tcW w:type="dxa" w:w="1806"/>
+            <w:tcW w:type="dxa" w:w="1921"/>
             <w:vAlign w:val="center"/>
             <w:shd w:fill="FFFFFF"/>
             <w:tcMar>
-              <w:top w:w="80" w:type="dxa"/>
-              <w:bottom w:w="80" w:type="dxa"/>
-              <w:left w:w="100" w:type="dxa"/>
-              <w:right w:w="100" w:type="dxa"/>
+              <w:top w:w="70" w:type="dxa"/>
+              <w:bottom w:w="70" w:type="dxa"/>
+              <w:left w:w="90" w:type="dxa"/>
+              <w:right w:w="90" w:type="dxa"/>
             </w:tcMar>
           </w:tcPr>
           <w:p>
@@ -2409,14 +2409,14 @@
         </w:tc>
         <w:tc>
           <w:tcPr>
-            <w:tcW w:type="dxa" w:w="1806"/>
+            <w:tcW w:type="dxa" w:w="1921"/>
             <w:vAlign w:val="center"/>
             <w:shd w:fill="FFFFFF"/>
             <w:tcMar>
-              <w:top w:w="80" w:type="dxa"/>
-              <w:bottom w:w="80" w:type="dxa"/>
-              <w:left w:w="100" w:type="dxa"/>
-              <w:right w:w="100" w:type="dxa"/>
+              <w:top w:w="70" w:type="dxa"/>
+              <w:bottom w:w="70" w:type="dxa"/>
+              <w:left w:w="90" w:type="dxa"/>
+              <w:right w:w="90" w:type="dxa"/>
             </w:tcMar>
           </w:tcPr>
           <w:p>
@@ -2436,14 +2436,14 @@
         </w:tc>
         <w:tc>
           <w:tcPr>
-            <w:tcW w:type="dxa" w:w="1806"/>
+            <w:tcW w:type="dxa" w:w="1921"/>
             <w:vAlign w:val="center"/>
             <w:shd w:fill="FFFFFF"/>
             <w:tcMar>
-              <w:top w:w="80" w:type="dxa"/>
-              <w:bottom w:w="80" w:type="dxa"/>
-              <w:left w:w="100" w:type="dxa"/>
-              <w:right w:w="100" w:type="dxa"/>
+              <w:top w:w="70" w:type="dxa"/>
+              <w:bottom w:w="70" w:type="dxa"/>
+              <w:left w:w="90" w:type="dxa"/>
+              <w:right w:w="90" w:type="dxa"/>
             </w:tcMar>
           </w:tcPr>
           <w:p>
@@ -2463,14 +2463,14 @@
         </w:tc>
         <w:tc>
           <w:tcPr>
-            <w:tcW w:type="dxa" w:w="1806"/>
+            <w:tcW w:type="dxa" w:w="1921"/>
             <w:vAlign w:val="center"/>
             <w:shd w:fill="FFFFFF"/>
             <w:tcMar>
-              <w:top w:w="80" w:type="dxa"/>
-              <w:bottom w:w="80" w:type="dxa"/>
-              <w:left w:w="100" w:type="dxa"/>
-              <w:right w:w="100" w:type="dxa"/>
+              <w:top w:w="70" w:type="dxa"/>
+              <w:bottom w:w="70" w:type="dxa"/>
+              <w:left w:w="90" w:type="dxa"/>
+              <w:right w:w="90" w:type="dxa"/>
             </w:tcMar>
           </w:tcPr>
           <w:p>
@@ -2490,14 +2490,14 @@
         </w:tc>
         <w:tc>
           <w:tcPr>
-            <w:tcW w:type="dxa" w:w="1806"/>
+            <w:tcW w:type="dxa" w:w="1921"/>
             <w:vAlign w:val="center"/>
             <w:shd w:fill="FFFFFF"/>
             <w:tcMar>
-              <w:top w:w="80" w:type="dxa"/>
-              <w:bottom w:w="80" w:type="dxa"/>
-              <w:left w:w="100" w:type="dxa"/>
-              <w:right w:w="100" w:type="dxa"/>
+              <w:top w:w="70" w:type="dxa"/>
+              <w:bottom w:w="70" w:type="dxa"/>
+              <w:left w:w="90" w:type="dxa"/>
+              <w:right w:w="90" w:type="dxa"/>
             </w:tcMar>
           </w:tcPr>
           <w:p>
@@ -2531,14 +2531,14 @@
         </w:trPr>
         <w:tc>
           <w:tcPr>
-            <w:tcW w:type="dxa" w:w="1806"/>
+            <w:tcW w:type="dxa" w:w="1921"/>
             <w:vAlign w:val="center"/>
             <w:shd w:fill="F2F5F9"/>
             <w:tcMar>
-              <w:top w:w="80" w:type="dxa"/>
-              <w:bottom w:w="80" w:type="dxa"/>
-              <w:left w:w="100" w:type="dxa"/>
-              <w:right w:w="100" w:type="dxa"/>
+              <w:top w:w="70" w:type="dxa"/>
+              <w:bottom w:w="70" w:type="dxa"/>
+              <w:left w:w="90" w:type="dxa"/>
+              <w:right w:w="90" w:type="dxa"/>
             </w:tcMar>
           </w:tcPr>
           <w:p>
@@ -2559,14 +2559,14 @@
         </w:tc>
         <w:tc>
           <w:tcPr>
-            <w:tcW w:type="dxa" w:w="1806"/>
+            <w:tcW w:type="dxa" w:w="1921"/>
             <w:vAlign w:val="center"/>
             <w:shd w:fill="F2F5F9"/>
             <w:tcMar>
-              <w:top w:w="80" w:type="dxa"/>
-              <w:bottom w:w="80" w:type="dxa"/>
-              <w:left w:w="100" w:type="dxa"/>
-              <w:right w:w="100" w:type="dxa"/>
+              <w:top w:w="70" w:type="dxa"/>
+              <w:bottom w:w="70" w:type="dxa"/>
+              <w:left w:w="90" w:type="dxa"/>
+              <w:right w:w="90" w:type="dxa"/>
             </w:tcMar>
           </w:tcPr>
           <w:p>
@@ -2586,14 +2586,14 @@
         </w:tc>
         <w:tc>
           <w:tcPr>
-            <w:tcW w:type="dxa" w:w="1806"/>
+            <w:tcW w:type="dxa" w:w="1921"/>
             <w:vAlign w:val="center"/>
             <w:shd w:fill="F2F5F9"/>
             <w:tcMar>
-              <w:top w:w="80" w:type="dxa"/>
-              <w:bottom w:w="80" w:type="dxa"/>
-              <w:left w:w="100" w:type="dxa"/>
-              <w:right w:w="100" w:type="dxa"/>
+              <w:top w:w="70" w:type="dxa"/>
+              <w:bottom w:w="70" w:type="dxa"/>
+              <w:left w:w="90" w:type="dxa"/>
+              <w:right w:w="90" w:type="dxa"/>
             </w:tcMar>
           </w:tcPr>
           <w:p>
@@ -2613,14 +2613,14 @@
         </w:tc>
         <w:tc>
           <w:tcPr>
-            <w:tcW w:type="dxa" w:w="1806"/>
+            <w:tcW w:type="dxa" w:w="1921"/>
             <w:vAlign w:val="center"/>
             <w:shd w:fill="F2F5F9"/>
             <w:tcMar>
-              <w:top w:w="80" w:type="dxa"/>
-              <w:bottom w:w="80" w:type="dxa"/>
-              <w:left w:w="100" w:type="dxa"/>
-              <w:right w:w="100" w:type="dxa"/>
+              <w:top w:w="70" w:type="dxa"/>
+              <w:bottom w:w="70" w:type="dxa"/>
+              <w:left w:w="90" w:type="dxa"/>
+              <w:right w:w="90" w:type="dxa"/>
             </w:tcMar>
           </w:tcPr>
           <w:p>
@@ -2640,14 +2640,14 @@
         </w:tc>
         <w:tc>
           <w:tcPr>
-            <w:tcW w:type="dxa" w:w="1806"/>
+            <w:tcW w:type="dxa" w:w="1921"/>
             <w:vAlign w:val="center"/>
             <w:shd w:fill="F2F5F9"/>
             <w:tcMar>
-              <w:top w:w="80" w:type="dxa"/>
-              <w:bottom w:w="80" w:type="dxa"/>
-              <w:left w:w="100" w:type="dxa"/>
-              <w:right w:w="100" w:type="dxa"/>
+              <w:top w:w="70" w:type="dxa"/>
+              <w:bottom w:w="70" w:type="dxa"/>
+              <w:left w:w="90" w:type="dxa"/>
+              <w:right w:w="90" w:type="dxa"/>
             </w:tcMar>
           </w:tcPr>
           <w:p>
@@ -2678,7 +2678,7 @@
     </w:tbl>
     <w:p>
       <w:pPr>
-        <w:spacing w:after="120"/>
+        <w:spacing w:after="100"/>
       </w:pPr>
     </w:p>
     <w:p>
@@ -2688,9 +2688,9 @@
       <w:r>
         <w:rPr>
           <w:color w:val="C8D2E1"/>
-          <w:sz w:val="16"/>
+          <w:sz w:val="14"/>
         </w:rPr>
-        <w:t>_________________________________________________________________________________</w:t>
+        <w:t>———————————————————————————————————————————————————————————————————————————</w:t>
       </w:r>
     </w:p>
     <w:p>
@@ -2724,10 +2724,10 @@
         </w:tblBorders>
       </w:tblPr>
       <w:tblGrid>
-        <w:gridCol w:w="2257"/>
-        <w:gridCol w:w="2257"/>
-        <w:gridCol w:w="2257"/>
-        <w:gridCol w:w="2257"/>
+        <w:gridCol w:w="2401"/>
+        <w:gridCol w:w="2401"/>
+        <w:gridCol w:w="2401"/>
+        <w:gridCol w:w="2401"/>
       </w:tblGrid>
       <w:tr>
         <w:trPr>
@@ -2737,7 +2737,7 @@
         </w:trPr>
         <w:tc>
           <w:tcPr>
-            <w:tcW w:type="dxa" w:w="2257"/>
+            <w:tcW w:type="dxa" w:w="2401"/>
             <w:vAlign w:val="center"/>
             <w:shd w:fill="1F3864"/>
             <w:tcMar>
@@ -2765,7 +2765,7 @@
         </w:tc>
         <w:tc>
           <w:tcPr>
-            <w:tcW w:type="dxa" w:w="2257"/>
+            <w:tcW w:type="dxa" w:w="2401"/>
             <w:vAlign w:val="center"/>
             <w:shd w:fill="1F3864"/>
             <w:tcMar>
@@ -2793,7 +2793,7 @@
         </w:tc>
         <w:tc>
           <w:tcPr>
-            <w:tcW w:type="dxa" w:w="2257"/>
+            <w:tcW w:type="dxa" w:w="2401"/>
             <w:vAlign w:val="center"/>
             <w:shd w:fill="1F3864"/>
             <w:tcMar>
@@ -2821,7 +2821,7 @@
         </w:tc>
         <w:tc>
           <w:tcPr>
-            <w:tcW w:type="dxa" w:w="2257"/>
+            <w:tcW w:type="dxa" w:w="2401"/>
             <w:vAlign w:val="center"/>
             <w:shd w:fill="1F3864"/>
             <w:tcMar>
@@ -2854,14 +2854,14 @@
         </w:trPr>
         <w:tc>
           <w:tcPr>
-            <w:tcW w:type="dxa" w:w="2257"/>
+            <w:tcW w:type="dxa" w:w="2401"/>
             <w:vAlign w:val="center"/>
             <w:shd w:fill="FFFFFF"/>
             <w:tcMar>
-              <w:top w:w="80" w:type="dxa"/>
-              <w:bottom w:w="80" w:type="dxa"/>
-              <w:left w:w="100" w:type="dxa"/>
-              <w:right w:w="100" w:type="dxa"/>
+              <w:top w:w="70" w:type="dxa"/>
+              <w:bottom w:w="70" w:type="dxa"/>
+              <w:left w:w="90" w:type="dxa"/>
+              <w:right w:w="90" w:type="dxa"/>
             </w:tcMar>
           </w:tcPr>
           <w:p>
@@ -2881,14 +2881,14 @@
         </w:tc>
         <w:tc>
           <w:tcPr>
-            <w:tcW w:type="dxa" w:w="2257"/>
+            <w:tcW w:type="dxa" w:w="2401"/>
             <w:vAlign w:val="center"/>
             <w:shd w:fill="FFFFFF"/>
             <w:tcMar>
-              <w:top w:w="80" w:type="dxa"/>
-              <w:bottom w:w="80" w:type="dxa"/>
-              <w:left w:w="100" w:type="dxa"/>
-              <w:right w:w="100" w:type="dxa"/>
+              <w:top w:w="70" w:type="dxa"/>
+              <w:bottom w:w="70" w:type="dxa"/>
+              <w:left w:w="90" w:type="dxa"/>
+              <w:right w:w="90" w:type="dxa"/>
             </w:tcMar>
           </w:tcPr>
           <w:p>
@@ -2908,14 +2908,14 @@
         </w:tc>
         <w:tc>
           <w:tcPr>
-            <w:tcW w:type="dxa" w:w="2257"/>
+            <w:tcW w:type="dxa" w:w="2401"/>
             <w:vAlign w:val="center"/>
             <w:shd w:fill="FFFFFF"/>
             <w:tcMar>
-              <w:top w:w="80" w:type="dxa"/>
-              <w:bottom w:w="80" w:type="dxa"/>
-              <w:left w:w="100" w:type="dxa"/>
-              <w:right w:w="100" w:type="dxa"/>
+              <w:top w:w="70" w:type="dxa"/>
+              <w:bottom w:w="70" w:type="dxa"/>
+              <w:left w:w="90" w:type="dxa"/>
+              <w:right w:w="90" w:type="dxa"/>
             </w:tcMar>
           </w:tcPr>
           <w:p>
@@ -2935,14 +2935,14 @@
         </w:tc>
         <w:tc>
           <w:tcPr>
-            <w:tcW w:type="dxa" w:w="2257"/>
+            <w:tcW w:type="dxa" w:w="2401"/>
             <w:vAlign w:val="center"/>
             <w:shd w:fill="FFFFFF"/>
             <w:tcMar>
-              <w:top w:w="80" w:type="dxa"/>
-              <w:bottom w:w="80" w:type="dxa"/>
-              <w:left w:w="100" w:type="dxa"/>
-              <w:right w:w="100" w:type="dxa"/>
+              <w:top w:w="70" w:type="dxa"/>
+              <w:bottom w:w="70" w:type="dxa"/>
+              <w:left w:w="90" w:type="dxa"/>
+              <w:right w:w="90" w:type="dxa"/>
             </w:tcMar>
           </w:tcPr>
           <w:p>
@@ -2967,14 +2967,14 @@
         </w:trPr>
         <w:tc>
           <w:tcPr>
-            <w:tcW w:type="dxa" w:w="2257"/>
+            <w:tcW w:type="dxa" w:w="2401"/>
             <w:vAlign w:val="center"/>
             <w:shd w:fill="F2F5F9"/>
             <w:tcMar>
-              <w:top w:w="80" w:type="dxa"/>
-              <w:bottom w:w="80" w:type="dxa"/>
-              <w:left w:w="100" w:type="dxa"/>
-              <w:right w:w="100" w:type="dxa"/>
+              <w:top w:w="70" w:type="dxa"/>
+              <w:bottom w:w="70" w:type="dxa"/>
+              <w:left w:w="90" w:type="dxa"/>
+              <w:right w:w="90" w:type="dxa"/>
             </w:tcMar>
           </w:tcPr>
           <w:p>
@@ -2994,14 +2994,14 @@
         </w:tc>
         <w:tc>
           <w:tcPr>
-            <w:tcW w:type="dxa" w:w="2257"/>
+            <w:tcW w:type="dxa" w:w="2401"/>
             <w:vAlign w:val="center"/>
             <w:shd w:fill="F2F5F9"/>
             <w:tcMar>
-              <w:top w:w="80" w:type="dxa"/>
-              <w:bottom w:w="80" w:type="dxa"/>
-              <w:left w:w="100" w:type="dxa"/>
-              <w:right w:w="100" w:type="dxa"/>
+              <w:top w:w="70" w:type="dxa"/>
+              <w:bottom w:w="70" w:type="dxa"/>
+              <w:left w:w="90" w:type="dxa"/>
+              <w:right w:w="90" w:type="dxa"/>
             </w:tcMar>
           </w:tcPr>
           <w:p>
@@ -3021,14 +3021,14 @@
         </w:tc>
         <w:tc>
           <w:tcPr>
-            <w:tcW w:type="dxa" w:w="2257"/>
+            <w:tcW w:type="dxa" w:w="2401"/>
             <w:vAlign w:val="center"/>
             <w:shd w:fill="F2F5F9"/>
             <w:tcMar>
-              <w:top w:w="80" w:type="dxa"/>
-              <w:bottom w:w="80" w:type="dxa"/>
-              <w:left w:w="100" w:type="dxa"/>
-              <w:right w:w="100" w:type="dxa"/>
+              <w:top w:w="70" w:type="dxa"/>
+              <w:bottom w:w="70" w:type="dxa"/>
+              <w:left w:w="90" w:type="dxa"/>
+              <w:right w:w="90" w:type="dxa"/>
             </w:tcMar>
           </w:tcPr>
           <w:p>
@@ -3048,14 +3048,14 @@
         </w:tc>
         <w:tc>
           <w:tcPr>
-            <w:tcW w:type="dxa" w:w="2257"/>
+            <w:tcW w:type="dxa" w:w="2401"/>
             <w:vAlign w:val="center"/>
             <w:shd w:fill="F2F5F9"/>
             <w:tcMar>
-              <w:top w:w="80" w:type="dxa"/>
-              <w:bottom w:w="80" w:type="dxa"/>
-              <w:left w:w="100" w:type="dxa"/>
-              <w:right w:w="100" w:type="dxa"/>
+              <w:top w:w="70" w:type="dxa"/>
+              <w:bottom w:w="70" w:type="dxa"/>
+              <w:left w:w="90" w:type="dxa"/>
+              <w:right w:w="90" w:type="dxa"/>
             </w:tcMar>
           </w:tcPr>
           <w:p>
@@ -3080,14 +3080,14 @@
         </w:trPr>
         <w:tc>
           <w:tcPr>
-            <w:tcW w:type="dxa" w:w="2257"/>
+            <w:tcW w:type="dxa" w:w="2401"/>
             <w:vAlign w:val="center"/>
             <w:shd w:fill="FFFFFF"/>
             <w:tcMar>
-              <w:top w:w="80" w:type="dxa"/>
-              <w:bottom w:w="80" w:type="dxa"/>
-              <w:left w:w="100" w:type="dxa"/>
-              <w:right w:w="100" w:type="dxa"/>
+              <w:top w:w="70" w:type="dxa"/>
+              <w:bottom w:w="70" w:type="dxa"/>
+              <w:left w:w="90" w:type="dxa"/>
+              <w:right w:w="90" w:type="dxa"/>
             </w:tcMar>
           </w:tcPr>
           <w:p>
@@ -3107,14 +3107,14 @@
         </w:tc>
         <w:tc>
           <w:tcPr>
-            <w:tcW w:type="dxa" w:w="2257"/>
+            <w:tcW w:type="dxa" w:w="2401"/>
             <w:vAlign w:val="center"/>
             <w:shd w:fill="FFFFFF"/>
             <w:tcMar>
-              <w:top w:w="80" w:type="dxa"/>
-              <w:bottom w:w="80" w:type="dxa"/>
-              <w:left w:w="100" w:type="dxa"/>
-              <w:right w:w="100" w:type="dxa"/>
+              <w:top w:w="70" w:type="dxa"/>
+              <w:bottom w:w="70" w:type="dxa"/>
+              <w:left w:w="90" w:type="dxa"/>
+              <w:right w:w="90" w:type="dxa"/>
             </w:tcMar>
           </w:tcPr>
           <w:p>
@@ -3134,14 +3134,14 @@
         </w:tc>
         <w:tc>
           <w:tcPr>
-            <w:tcW w:type="dxa" w:w="2257"/>
+            <w:tcW w:type="dxa" w:w="2401"/>
             <w:vAlign w:val="center"/>
             <w:shd w:fill="FFFFFF"/>
             <w:tcMar>
-              <w:top w:w="80" w:type="dxa"/>
-              <w:bottom w:w="80" w:type="dxa"/>
-              <w:left w:w="100" w:type="dxa"/>
-              <w:right w:w="100" w:type="dxa"/>
+              <w:top w:w="70" w:type="dxa"/>
+              <w:bottom w:w="70" w:type="dxa"/>
+              <w:left w:w="90" w:type="dxa"/>
+              <w:right w:w="90" w:type="dxa"/>
             </w:tcMar>
           </w:tcPr>
           <w:p>
@@ -3161,14 +3161,14 @@
         </w:tc>
         <w:tc>
           <w:tcPr>
-            <w:tcW w:type="dxa" w:w="2257"/>
+            <w:tcW w:type="dxa" w:w="2401"/>
             <w:vAlign w:val="center"/>
             <w:shd w:fill="FFFFFF"/>
             <w:tcMar>
-              <w:top w:w="80" w:type="dxa"/>
-              <w:bottom w:w="80" w:type="dxa"/>
-              <w:left w:w="100" w:type="dxa"/>
-              <w:right w:w="100" w:type="dxa"/>
+              <w:top w:w="70" w:type="dxa"/>
+              <w:bottom w:w="70" w:type="dxa"/>
+              <w:left w:w="90" w:type="dxa"/>
+              <w:right w:w="90" w:type="dxa"/>
             </w:tcMar>
           </w:tcPr>
           <w:p>
@@ -3193,14 +3193,14 @@
         </w:trPr>
         <w:tc>
           <w:tcPr>
-            <w:tcW w:type="dxa" w:w="2257"/>
+            <w:tcW w:type="dxa" w:w="2401"/>
             <w:vAlign w:val="center"/>
             <w:shd w:fill="F2F5F9"/>
             <w:tcMar>
-              <w:top w:w="80" w:type="dxa"/>
-              <w:bottom w:w="80" w:type="dxa"/>
-              <w:left w:w="100" w:type="dxa"/>
-              <w:right w:w="100" w:type="dxa"/>
+              <w:top w:w="70" w:type="dxa"/>
+              <w:bottom w:w="70" w:type="dxa"/>
+              <w:left w:w="90" w:type="dxa"/>
+              <w:right w:w="90" w:type="dxa"/>
             </w:tcMar>
           </w:tcPr>
           <w:p>
@@ -3220,14 +3220,14 @@
         </w:tc>
         <w:tc>
           <w:tcPr>
-            <w:tcW w:type="dxa" w:w="2257"/>
+            <w:tcW w:type="dxa" w:w="2401"/>
             <w:vAlign w:val="center"/>
             <w:shd w:fill="F2F5F9"/>
             <w:tcMar>
-              <w:top w:w="80" w:type="dxa"/>
-              <w:bottom w:w="80" w:type="dxa"/>
-              <w:left w:w="100" w:type="dxa"/>
-              <w:right w:w="100" w:type="dxa"/>
+              <w:top w:w="70" w:type="dxa"/>
+              <w:bottom w:w="70" w:type="dxa"/>
+              <w:left w:w="90" w:type="dxa"/>
+              <w:right w:w="90" w:type="dxa"/>
             </w:tcMar>
           </w:tcPr>
           <w:p>
@@ -3247,14 +3247,14 @@
         </w:tc>
         <w:tc>
           <w:tcPr>
-            <w:tcW w:type="dxa" w:w="2257"/>
+            <w:tcW w:type="dxa" w:w="2401"/>
             <w:vAlign w:val="center"/>
             <w:shd w:fill="F2F5F9"/>
             <w:tcMar>
-              <w:top w:w="80" w:type="dxa"/>
-              <w:bottom w:w="80" w:type="dxa"/>
-              <w:left w:w="100" w:type="dxa"/>
-              <w:right w:w="100" w:type="dxa"/>
+              <w:top w:w="70" w:type="dxa"/>
+              <w:bottom w:w="70" w:type="dxa"/>
+              <w:left w:w="90" w:type="dxa"/>
+              <w:right w:w="90" w:type="dxa"/>
             </w:tcMar>
           </w:tcPr>
           <w:p>
@@ -3274,14 +3274,14 @@
         </w:tc>
         <w:tc>
           <w:tcPr>
-            <w:tcW w:type="dxa" w:w="2257"/>
+            <w:tcW w:type="dxa" w:w="2401"/>
             <w:vAlign w:val="center"/>
             <w:shd w:fill="F2F5F9"/>
             <w:tcMar>
-              <w:top w:w="80" w:type="dxa"/>
-              <w:bottom w:w="80" w:type="dxa"/>
-              <w:left w:w="100" w:type="dxa"/>
-              <w:right w:w="100" w:type="dxa"/>
+              <w:top w:w="70" w:type="dxa"/>
+              <w:bottom w:w="70" w:type="dxa"/>
+              <w:left w:w="90" w:type="dxa"/>
+              <w:right w:w="90" w:type="dxa"/>
             </w:tcMar>
           </w:tcPr>
           <w:p>
@@ -3315,14 +3315,14 @@
         </w:trPr>
         <w:tc>
           <w:tcPr>
-            <w:tcW w:type="dxa" w:w="2257"/>
+            <w:tcW w:type="dxa" w:w="2401"/>
             <w:vAlign w:val="center"/>
             <w:shd w:fill="FFFFFF"/>
             <w:tcMar>
-              <w:top w:w="80" w:type="dxa"/>
-              <w:bottom w:w="80" w:type="dxa"/>
-              <w:left w:w="100" w:type="dxa"/>
-              <w:right w:w="100" w:type="dxa"/>
+              <w:top w:w="70" w:type="dxa"/>
+              <w:bottom w:w="70" w:type="dxa"/>
+              <w:left w:w="90" w:type="dxa"/>
+              <w:right w:w="90" w:type="dxa"/>
             </w:tcMar>
           </w:tcPr>
           <w:p>
@@ -3342,14 +3342,14 @@
         </w:tc>
         <w:tc>
           <w:tcPr>
-            <w:tcW w:type="dxa" w:w="2257"/>
+            <w:tcW w:type="dxa" w:w="2401"/>
             <w:vAlign w:val="center"/>
             <w:shd w:fill="FFFFFF"/>
             <w:tcMar>
-              <w:top w:w="80" w:type="dxa"/>
-              <w:bottom w:w="80" w:type="dxa"/>
-              <w:left w:w="100" w:type="dxa"/>
-              <w:right w:w="100" w:type="dxa"/>
+              <w:top w:w="70" w:type="dxa"/>
+              <w:bottom w:w="70" w:type="dxa"/>
+              <w:left w:w="90" w:type="dxa"/>
+              <w:right w:w="90" w:type="dxa"/>
             </w:tcMar>
           </w:tcPr>
           <w:p>
@@ -3369,14 +3369,14 @@
         </w:tc>
         <w:tc>
           <w:tcPr>
-            <w:tcW w:type="dxa" w:w="2257"/>
+            <w:tcW w:type="dxa" w:w="2401"/>
             <w:vAlign w:val="center"/>
             <w:shd w:fill="FFFFFF"/>
             <w:tcMar>
-              <w:top w:w="80" w:type="dxa"/>
-              <w:bottom w:w="80" w:type="dxa"/>
-              <w:left w:w="100" w:type="dxa"/>
-              <w:right w:w="100" w:type="dxa"/>
+              <w:top w:w="70" w:type="dxa"/>
+              <w:bottom w:w="70" w:type="dxa"/>
+              <w:left w:w="90" w:type="dxa"/>
+              <w:right w:w="90" w:type="dxa"/>
             </w:tcMar>
           </w:tcPr>
           <w:p>
@@ -3396,14 +3396,14 @@
         </w:tc>
         <w:tc>
           <w:tcPr>
-            <w:tcW w:type="dxa" w:w="2257"/>
+            <w:tcW w:type="dxa" w:w="2401"/>
             <w:vAlign w:val="center"/>
             <w:shd w:fill="FFFFFF"/>
             <w:tcMar>
-              <w:top w:w="80" w:type="dxa"/>
-              <w:bottom w:w="80" w:type="dxa"/>
-              <w:left w:w="100" w:type="dxa"/>
-              <w:right w:w="100" w:type="dxa"/>
+              <w:top w:w="70" w:type="dxa"/>
+              <w:bottom w:w="70" w:type="dxa"/>
+              <w:left w:w="90" w:type="dxa"/>
+              <w:right w:w="90" w:type="dxa"/>
             </w:tcMar>
           </w:tcPr>
           <w:p>
@@ -3428,14 +3428,14 @@
         </w:trPr>
         <w:tc>
           <w:tcPr>
-            <w:tcW w:type="dxa" w:w="2257"/>
+            <w:tcW w:type="dxa" w:w="2401"/>
             <w:vAlign w:val="center"/>
             <w:shd w:fill="F2F5F9"/>
             <w:tcMar>
-              <w:top w:w="80" w:type="dxa"/>
-              <w:bottom w:w="80" w:type="dxa"/>
-              <w:left w:w="100" w:type="dxa"/>
-              <w:right w:w="100" w:type="dxa"/>
+              <w:top w:w="70" w:type="dxa"/>
+              <w:bottom w:w="70" w:type="dxa"/>
+              <w:left w:w="90" w:type="dxa"/>
+              <w:right w:w="90" w:type="dxa"/>
             </w:tcMar>
           </w:tcPr>
           <w:p>
@@ -3455,14 +3455,14 @@
         </w:tc>
         <w:tc>
           <w:tcPr>
-            <w:tcW w:type="dxa" w:w="2257"/>
+            <w:tcW w:type="dxa" w:w="2401"/>
             <w:vAlign w:val="center"/>
             <w:shd w:fill="F2F5F9"/>
             <w:tcMar>
-              <w:top w:w="80" w:type="dxa"/>
-              <w:bottom w:w="80" w:type="dxa"/>
-              <w:left w:w="100" w:type="dxa"/>
-              <w:right w:w="100" w:type="dxa"/>
+              <w:top w:w="70" w:type="dxa"/>
+              <w:bottom w:w="70" w:type="dxa"/>
+              <w:left w:w="90" w:type="dxa"/>
+              <w:right w:w="90" w:type="dxa"/>
             </w:tcMar>
           </w:tcPr>
           <w:p>
@@ -3482,14 +3482,14 @@
         </w:tc>
         <w:tc>
           <w:tcPr>
-            <w:tcW w:type="dxa" w:w="2257"/>
+            <w:tcW w:type="dxa" w:w="2401"/>
             <w:vAlign w:val="center"/>
             <w:shd w:fill="F2F5F9"/>
             <w:tcMar>
-              <w:top w:w="80" w:type="dxa"/>
-              <w:bottom w:w="80" w:type="dxa"/>
-              <w:left w:w="100" w:type="dxa"/>
-              <w:right w:w="100" w:type="dxa"/>
+              <w:top w:w="70" w:type="dxa"/>
+              <w:bottom w:w="70" w:type="dxa"/>
+              <w:left w:w="90" w:type="dxa"/>
+              <w:right w:w="90" w:type="dxa"/>
             </w:tcMar>
           </w:tcPr>
           <w:p>
@@ -3509,14 +3509,14 @@
         </w:tc>
         <w:tc>
           <w:tcPr>
-            <w:tcW w:type="dxa" w:w="2257"/>
+            <w:tcW w:type="dxa" w:w="2401"/>
             <w:vAlign w:val="center"/>
             <w:shd w:fill="F2F5F9"/>
             <w:tcMar>
-              <w:top w:w="80" w:type="dxa"/>
-              <w:bottom w:w="80" w:type="dxa"/>
-              <w:left w:w="100" w:type="dxa"/>
-              <w:right w:w="100" w:type="dxa"/>
+              <w:top w:w="70" w:type="dxa"/>
+              <w:bottom w:w="70" w:type="dxa"/>
+              <w:left w:w="90" w:type="dxa"/>
+              <w:right w:w="90" w:type="dxa"/>
             </w:tcMar>
           </w:tcPr>
           <w:p>
@@ -3541,14 +3541,14 @@
         </w:trPr>
         <w:tc>
           <w:tcPr>
-            <w:tcW w:type="dxa" w:w="2257"/>
+            <w:tcW w:type="dxa" w:w="2401"/>
             <w:vAlign w:val="center"/>
             <w:shd w:fill="FFFFFF"/>
             <w:tcMar>
-              <w:top w:w="80" w:type="dxa"/>
-              <w:bottom w:w="80" w:type="dxa"/>
-              <w:left w:w="100" w:type="dxa"/>
-              <w:right w:w="100" w:type="dxa"/>
+              <w:top w:w="70" w:type="dxa"/>
+              <w:bottom w:w="70" w:type="dxa"/>
+              <w:left w:w="90" w:type="dxa"/>
+              <w:right w:w="90" w:type="dxa"/>
             </w:tcMar>
           </w:tcPr>
           <w:p>
@@ -3568,14 +3568,14 @@
         </w:tc>
         <w:tc>
           <w:tcPr>
-            <w:tcW w:type="dxa" w:w="2257"/>
+            <w:tcW w:type="dxa" w:w="2401"/>
             <w:vAlign w:val="center"/>
             <w:shd w:fill="FFFFFF"/>
             <w:tcMar>
-              <w:top w:w="80" w:type="dxa"/>
-              <w:bottom w:w="80" w:type="dxa"/>
-              <w:left w:w="100" w:type="dxa"/>
-              <w:right w:w="100" w:type="dxa"/>
+              <w:top w:w="70" w:type="dxa"/>
+              <w:bottom w:w="70" w:type="dxa"/>
+              <w:left w:w="90" w:type="dxa"/>
+              <w:right w:w="90" w:type="dxa"/>
             </w:tcMar>
           </w:tcPr>
           <w:p>
@@ -3595,14 +3595,14 @@
         </w:tc>
         <w:tc>
           <w:tcPr>
-            <w:tcW w:type="dxa" w:w="2257"/>
+            <w:tcW w:type="dxa" w:w="2401"/>
             <w:vAlign w:val="center"/>
             <w:shd w:fill="FFFFFF"/>
             <w:tcMar>
-              <w:top w:w="80" w:type="dxa"/>
-              <w:bottom w:w="80" w:type="dxa"/>
-              <w:left w:w="100" w:type="dxa"/>
-              <w:right w:w="100" w:type="dxa"/>
+              <w:top w:w="70" w:type="dxa"/>
+              <w:bottom w:w="70" w:type="dxa"/>
+              <w:left w:w="90" w:type="dxa"/>
+              <w:right w:w="90" w:type="dxa"/>
             </w:tcMar>
           </w:tcPr>
           <w:p>
@@ -3622,14 +3622,14 @@
         </w:tc>
         <w:tc>
           <w:tcPr>
-            <w:tcW w:type="dxa" w:w="2257"/>
+            <w:tcW w:type="dxa" w:w="2401"/>
             <w:vAlign w:val="center"/>
             <w:shd w:fill="FFFFFF"/>
             <w:tcMar>
-              <w:top w:w="80" w:type="dxa"/>
-              <w:bottom w:w="80" w:type="dxa"/>
-              <w:left w:w="100" w:type="dxa"/>
-              <w:right w:w="100" w:type="dxa"/>
+              <w:top w:w="70" w:type="dxa"/>
+              <w:bottom w:w="70" w:type="dxa"/>
+              <w:left w:w="90" w:type="dxa"/>
+              <w:right w:w="90" w:type="dxa"/>
             </w:tcMar>
           </w:tcPr>
           <w:p>
@@ -3654,14 +3654,14 @@
         </w:trPr>
         <w:tc>
           <w:tcPr>
-            <w:tcW w:type="dxa" w:w="2257"/>
+            <w:tcW w:type="dxa" w:w="2401"/>
             <w:vAlign w:val="center"/>
             <w:shd w:fill="F2F5F9"/>
             <w:tcMar>
-              <w:top w:w="80" w:type="dxa"/>
-              <w:bottom w:w="80" w:type="dxa"/>
-              <w:left w:w="100" w:type="dxa"/>
-              <w:right w:w="100" w:type="dxa"/>
+              <w:top w:w="70" w:type="dxa"/>
+              <w:bottom w:w="70" w:type="dxa"/>
+              <w:left w:w="90" w:type="dxa"/>
+              <w:right w:w="90" w:type="dxa"/>
             </w:tcMar>
           </w:tcPr>
           <w:p>
@@ -3681,14 +3681,14 @@
         </w:tc>
         <w:tc>
           <w:tcPr>
-            <w:tcW w:type="dxa" w:w="2257"/>
+            <w:tcW w:type="dxa" w:w="2401"/>
             <w:vAlign w:val="center"/>
             <w:shd w:fill="F2F5F9"/>
             <w:tcMar>
-              <w:top w:w="80" w:type="dxa"/>
-              <w:bottom w:w="80" w:type="dxa"/>
-              <w:left w:w="100" w:type="dxa"/>
-              <w:right w:w="100" w:type="dxa"/>
+              <w:top w:w="70" w:type="dxa"/>
+              <w:bottom w:w="70" w:type="dxa"/>
+              <w:left w:w="90" w:type="dxa"/>
+              <w:right w:w="90" w:type="dxa"/>
             </w:tcMar>
           </w:tcPr>
           <w:p>
@@ -3708,14 +3708,14 @@
         </w:tc>
         <w:tc>
           <w:tcPr>
-            <w:tcW w:type="dxa" w:w="2257"/>
+            <w:tcW w:type="dxa" w:w="2401"/>
             <w:vAlign w:val="center"/>
             <w:shd w:fill="F2F5F9"/>
             <w:tcMar>
-              <w:top w:w="80" w:type="dxa"/>
-              <w:bottom w:w="80" w:type="dxa"/>
-              <w:left w:w="100" w:type="dxa"/>
-              <w:right w:w="100" w:type="dxa"/>
+              <w:top w:w="70" w:type="dxa"/>
+              <w:bottom w:w="70" w:type="dxa"/>
+              <w:left w:w="90" w:type="dxa"/>
+              <w:right w:w="90" w:type="dxa"/>
             </w:tcMar>
           </w:tcPr>
           <w:p>
@@ -3735,14 +3735,14 @@
         </w:tc>
         <w:tc>
           <w:tcPr>
-            <w:tcW w:type="dxa" w:w="2257"/>
+            <w:tcW w:type="dxa" w:w="2401"/>
             <w:vAlign w:val="center"/>
             <w:shd w:fill="F2F5F9"/>
             <w:tcMar>
-              <w:top w:w="80" w:type="dxa"/>
-              <w:bottom w:w="80" w:type="dxa"/>
-              <w:left w:w="100" w:type="dxa"/>
-              <w:right w:w="100" w:type="dxa"/>
+              <w:top w:w="70" w:type="dxa"/>
+              <w:bottom w:w="70" w:type="dxa"/>
+              <w:left w:w="90" w:type="dxa"/>
+              <w:right w:w="90" w:type="dxa"/>
             </w:tcMar>
           </w:tcPr>
           <w:p>
@@ -3767,14 +3767,14 @@
         </w:trPr>
         <w:tc>
           <w:tcPr>
-            <w:tcW w:type="dxa" w:w="2257"/>
+            <w:tcW w:type="dxa" w:w="2401"/>
             <w:vAlign w:val="center"/>
             <w:shd w:fill="FFFFFF"/>
             <w:tcMar>
-              <w:top w:w="80" w:type="dxa"/>
-              <w:bottom w:w="80" w:type="dxa"/>
-              <w:left w:w="100" w:type="dxa"/>
-              <w:right w:w="100" w:type="dxa"/>
+              <w:top w:w="70" w:type="dxa"/>
+              <w:bottom w:w="70" w:type="dxa"/>
+              <w:left w:w="90" w:type="dxa"/>
+              <w:right w:w="90" w:type="dxa"/>
             </w:tcMar>
           </w:tcPr>
           <w:p>
@@ -3794,14 +3794,14 @@
         </w:tc>
         <w:tc>
           <w:tcPr>
-            <w:tcW w:type="dxa" w:w="2257"/>
+            <w:tcW w:type="dxa" w:w="2401"/>
             <w:vAlign w:val="center"/>
             <w:shd w:fill="FFFFFF"/>
             <w:tcMar>
-              <w:top w:w="80" w:type="dxa"/>
-              <w:bottom w:w="80" w:type="dxa"/>
-              <w:left w:w="100" w:type="dxa"/>
-              <w:right w:w="100" w:type="dxa"/>
+              <w:top w:w="70" w:type="dxa"/>
+              <w:bottom w:w="70" w:type="dxa"/>
+              <w:left w:w="90" w:type="dxa"/>
+              <w:right w:w="90" w:type="dxa"/>
             </w:tcMar>
           </w:tcPr>
           <w:p>
@@ -3821,14 +3821,14 @@
         </w:tc>
         <w:tc>
           <w:tcPr>
-            <w:tcW w:type="dxa" w:w="2257"/>
+            <w:tcW w:type="dxa" w:w="2401"/>
             <w:vAlign w:val="center"/>
             <w:shd w:fill="FFFFFF"/>
             <w:tcMar>
-              <w:top w:w="80" w:type="dxa"/>
-              <w:bottom w:w="80" w:type="dxa"/>
-              <w:left w:w="100" w:type="dxa"/>
-              <w:right w:w="100" w:type="dxa"/>
+              <w:top w:w="70" w:type="dxa"/>
+              <w:bottom w:w="70" w:type="dxa"/>
+              <w:left w:w="90" w:type="dxa"/>
+              <w:right w:w="90" w:type="dxa"/>
             </w:tcMar>
           </w:tcPr>
           <w:p>
@@ -3848,14 +3848,14 @@
         </w:tc>
         <w:tc>
           <w:tcPr>
-            <w:tcW w:type="dxa" w:w="2257"/>
+            <w:tcW w:type="dxa" w:w="2401"/>
             <w:vAlign w:val="center"/>
             <w:shd w:fill="FFFFFF"/>
             <w:tcMar>
-              <w:top w:w="80" w:type="dxa"/>
-              <w:bottom w:w="80" w:type="dxa"/>
-              <w:left w:w="100" w:type="dxa"/>
-              <w:right w:w="100" w:type="dxa"/>
+              <w:top w:w="70" w:type="dxa"/>
+              <w:bottom w:w="70" w:type="dxa"/>
+              <w:left w:w="90" w:type="dxa"/>
+              <w:right w:w="90" w:type="dxa"/>
             </w:tcMar>
           </w:tcPr>
           <w:p>
@@ -3880,14 +3880,14 @@
         </w:trPr>
         <w:tc>
           <w:tcPr>
-            <w:tcW w:type="dxa" w:w="2257"/>
+            <w:tcW w:type="dxa" w:w="2401"/>
             <w:vAlign w:val="center"/>
             <w:shd w:fill="F2F5F9"/>
             <w:tcMar>
-              <w:top w:w="80" w:type="dxa"/>
-              <w:bottom w:w="80" w:type="dxa"/>
-              <w:left w:w="100" w:type="dxa"/>
-              <w:right w:w="100" w:type="dxa"/>
+              <w:top w:w="70" w:type="dxa"/>
+              <w:bottom w:w="70" w:type="dxa"/>
+              <w:left w:w="90" w:type="dxa"/>
+              <w:right w:w="90" w:type="dxa"/>
             </w:tcMar>
           </w:tcPr>
           <w:p>
@@ -3907,14 +3907,14 @@
         </w:tc>
         <w:tc>
           <w:tcPr>
-            <w:tcW w:type="dxa" w:w="2257"/>
+            <w:tcW w:type="dxa" w:w="2401"/>
             <w:vAlign w:val="center"/>
             <w:shd w:fill="F2F5F9"/>
             <w:tcMar>
-              <w:top w:w="80" w:type="dxa"/>
-              <w:bottom w:w="80" w:type="dxa"/>
-              <w:left w:w="100" w:type="dxa"/>
-              <w:right w:w="100" w:type="dxa"/>
+              <w:top w:w="70" w:type="dxa"/>
+              <w:bottom w:w="70" w:type="dxa"/>
+              <w:left w:w="90" w:type="dxa"/>
+              <w:right w:w="90" w:type="dxa"/>
             </w:tcMar>
           </w:tcPr>
           <w:p>
@@ -3934,14 +3934,14 @@
         </w:tc>
         <w:tc>
           <w:tcPr>
-            <w:tcW w:type="dxa" w:w="2257"/>
+            <w:tcW w:type="dxa" w:w="2401"/>
             <w:vAlign w:val="center"/>
             <w:shd w:fill="F2F5F9"/>
             <w:tcMar>
-              <w:top w:w="80" w:type="dxa"/>
-              <w:bottom w:w="80" w:type="dxa"/>
-              <w:left w:w="100" w:type="dxa"/>
-              <w:right w:w="100" w:type="dxa"/>
+              <w:top w:w="70" w:type="dxa"/>
+              <w:bottom w:w="70" w:type="dxa"/>
+              <w:left w:w="90" w:type="dxa"/>
+              <w:right w:w="90" w:type="dxa"/>
             </w:tcMar>
           </w:tcPr>
           <w:p>
@@ -3961,14 +3961,14 @@
         </w:tc>
         <w:tc>
           <w:tcPr>
-            <w:tcW w:type="dxa" w:w="2257"/>
+            <w:tcW w:type="dxa" w:w="2401"/>
             <w:vAlign w:val="center"/>
             <w:shd w:fill="F2F5F9"/>
             <w:tcMar>
-              <w:top w:w="80" w:type="dxa"/>
-              <w:bottom w:w="80" w:type="dxa"/>
-              <w:left w:w="100" w:type="dxa"/>
-              <w:right w:w="100" w:type="dxa"/>
+              <w:top w:w="70" w:type="dxa"/>
+              <w:bottom w:w="70" w:type="dxa"/>
+              <w:left w:w="90" w:type="dxa"/>
+              <w:right w:w="90" w:type="dxa"/>
             </w:tcMar>
           </w:tcPr>
           <w:p>
@@ -3993,14 +3993,14 @@
         </w:trPr>
         <w:tc>
           <w:tcPr>
-            <w:tcW w:type="dxa" w:w="2257"/>
+            <w:tcW w:type="dxa" w:w="2401"/>
             <w:vAlign w:val="center"/>
             <w:shd w:fill="FFFFFF"/>
             <w:tcMar>
-              <w:top w:w="80" w:type="dxa"/>
-              <w:bottom w:w="80" w:type="dxa"/>
-              <w:left w:w="100" w:type="dxa"/>
-              <w:right w:w="100" w:type="dxa"/>
+              <w:top w:w="70" w:type="dxa"/>
+              <w:bottom w:w="70" w:type="dxa"/>
+              <w:left w:w="90" w:type="dxa"/>
+              <w:right w:w="90" w:type="dxa"/>
             </w:tcMar>
           </w:tcPr>
           <w:p>
@@ -4020,14 +4020,14 @@
         </w:tc>
         <w:tc>
           <w:tcPr>
-            <w:tcW w:type="dxa" w:w="2257"/>
+            <w:tcW w:type="dxa" w:w="2401"/>
             <w:vAlign w:val="center"/>
             <w:shd w:fill="FFFFFF"/>
             <w:tcMar>
-              <w:top w:w="80" w:type="dxa"/>
-              <w:bottom w:w="80" w:type="dxa"/>
-              <w:left w:w="100" w:type="dxa"/>
-              <w:right w:w="100" w:type="dxa"/>
+              <w:top w:w="70" w:type="dxa"/>
+              <w:bottom w:w="70" w:type="dxa"/>
+              <w:left w:w="90" w:type="dxa"/>
+              <w:right w:w="90" w:type="dxa"/>
             </w:tcMar>
           </w:tcPr>
           <w:p>
@@ -4047,14 +4047,14 @@
         </w:tc>
         <w:tc>
           <w:tcPr>
-            <w:tcW w:type="dxa" w:w="2257"/>
+            <w:tcW w:type="dxa" w:w="2401"/>
             <w:vAlign w:val="center"/>
             <w:shd w:fill="FFFFFF"/>
             <w:tcMar>
-              <w:top w:w="80" w:type="dxa"/>
-              <w:bottom w:w="80" w:type="dxa"/>
-              <w:left w:w="100" w:type="dxa"/>
-              <w:right w:w="100" w:type="dxa"/>
+              <w:top w:w="70" w:type="dxa"/>
+              <w:bottom w:w="70" w:type="dxa"/>
+              <w:left w:w="90" w:type="dxa"/>
+              <w:right w:w="90" w:type="dxa"/>
             </w:tcMar>
           </w:tcPr>
           <w:p>
@@ -4074,14 +4074,14 @@
         </w:tc>
         <w:tc>
           <w:tcPr>
-            <w:tcW w:type="dxa" w:w="2257"/>
+            <w:tcW w:type="dxa" w:w="2401"/>
             <w:vAlign w:val="center"/>
             <w:shd w:fill="FFFFFF"/>
             <w:tcMar>
-              <w:top w:w="80" w:type="dxa"/>
-              <w:bottom w:w="80" w:type="dxa"/>
-              <w:left w:w="100" w:type="dxa"/>
-              <w:right w:w="100" w:type="dxa"/>
+              <w:top w:w="70" w:type="dxa"/>
+              <w:bottom w:w="70" w:type="dxa"/>
+              <w:left w:w="90" w:type="dxa"/>
+              <w:right w:w="90" w:type="dxa"/>
             </w:tcMar>
           </w:tcPr>
           <w:p>
@@ -4106,14 +4106,14 @@
         </w:trPr>
         <w:tc>
           <w:tcPr>
-            <w:tcW w:type="dxa" w:w="2257"/>
+            <w:tcW w:type="dxa" w:w="2401"/>
             <w:vAlign w:val="center"/>
             <w:shd w:fill="F2F5F9"/>
             <w:tcMar>
-              <w:top w:w="80" w:type="dxa"/>
-              <w:bottom w:w="80" w:type="dxa"/>
-              <w:left w:w="100" w:type="dxa"/>
-              <w:right w:w="100" w:type="dxa"/>
+              <w:top w:w="70" w:type="dxa"/>
+              <w:bottom w:w="70" w:type="dxa"/>
+              <w:left w:w="90" w:type="dxa"/>
+              <w:right w:w="90" w:type="dxa"/>
             </w:tcMar>
           </w:tcPr>
           <w:p>
@@ -4133,14 +4133,14 @@
         </w:tc>
         <w:tc>
           <w:tcPr>
-            <w:tcW w:type="dxa" w:w="2257"/>
+            <w:tcW w:type="dxa" w:w="2401"/>
             <w:vAlign w:val="center"/>
             <w:shd w:fill="F2F5F9"/>
             <w:tcMar>
-              <w:top w:w="80" w:type="dxa"/>
-              <w:bottom w:w="80" w:type="dxa"/>
-              <w:left w:w="100" w:type="dxa"/>
-              <w:right w:w="100" w:type="dxa"/>
+              <w:top w:w="70" w:type="dxa"/>
+              <w:bottom w:w="70" w:type="dxa"/>
+              <w:left w:w="90" w:type="dxa"/>
+              <w:right w:w="90" w:type="dxa"/>
             </w:tcMar>
           </w:tcPr>
           <w:p>
@@ -4160,14 +4160,14 @@
         </w:tc>
         <w:tc>
           <w:tcPr>
-            <w:tcW w:type="dxa" w:w="2257"/>
+            <w:tcW w:type="dxa" w:w="2401"/>
             <w:vAlign w:val="center"/>
             <w:shd w:fill="F2F5F9"/>
             <w:tcMar>
-              <w:top w:w="80" w:type="dxa"/>
-              <w:bottom w:w="80" w:type="dxa"/>
-              <w:left w:w="100" w:type="dxa"/>
-              <w:right w:w="100" w:type="dxa"/>
+              <w:top w:w="70" w:type="dxa"/>
+              <w:bottom w:w="70" w:type="dxa"/>
+              <w:left w:w="90" w:type="dxa"/>
+              <w:right w:w="90" w:type="dxa"/>
             </w:tcMar>
           </w:tcPr>
           <w:p>
@@ -4187,14 +4187,14 @@
         </w:tc>
         <w:tc>
           <w:tcPr>
-            <w:tcW w:type="dxa" w:w="2257"/>
+            <w:tcW w:type="dxa" w:w="2401"/>
             <w:vAlign w:val="center"/>
             <w:shd w:fill="F2F5F9"/>
             <w:tcMar>
-              <w:top w:w="80" w:type="dxa"/>
-              <w:bottom w:w="80" w:type="dxa"/>
-              <w:left w:w="100" w:type="dxa"/>
-              <w:right w:w="100" w:type="dxa"/>
+              <w:top w:w="70" w:type="dxa"/>
+              <w:bottom w:w="70" w:type="dxa"/>
+              <w:left w:w="90" w:type="dxa"/>
+              <w:right w:w="90" w:type="dxa"/>
             </w:tcMar>
           </w:tcPr>
           <w:p>
@@ -4219,14 +4219,14 @@
         </w:trPr>
         <w:tc>
           <w:tcPr>
-            <w:tcW w:type="dxa" w:w="2257"/>
+            <w:tcW w:type="dxa" w:w="2401"/>
             <w:vAlign w:val="center"/>
             <w:shd w:fill="FFFFFF"/>
             <w:tcMar>
-              <w:top w:w="80" w:type="dxa"/>
-              <w:bottom w:w="80" w:type="dxa"/>
-              <w:left w:w="100" w:type="dxa"/>
-              <w:right w:w="100" w:type="dxa"/>
+              <w:top w:w="70" w:type="dxa"/>
+              <w:bottom w:w="70" w:type="dxa"/>
+              <w:left w:w="90" w:type="dxa"/>
+              <w:right w:w="90" w:type="dxa"/>
             </w:tcMar>
           </w:tcPr>
           <w:p>
@@ -4246,14 +4246,14 @@
         </w:tc>
         <w:tc>
           <w:tcPr>
-            <w:tcW w:type="dxa" w:w="2257"/>
+            <w:tcW w:type="dxa" w:w="2401"/>
             <w:vAlign w:val="center"/>
             <w:shd w:fill="FFFFFF"/>
             <w:tcMar>
-              <w:top w:w="80" w:type="dxa"/>
-              <w:bottom w:w="80" w:type="dxa"/>
-              <w:left w:w="100" w:type="dxa"/>
-              <w:right w:w="100" w:type="dxa"/>
+              <w:top w:w="70" w:type="dxa"/>
+              <w:bottom w:w="70" w:type="dxa"/>
+              <w:left w:w="90" w:type="dxa"/>
+              <w:right w:w="90" w:type="dxa"/>
             </w:tcMar>
           </w:tcPr>
           <w:p>
@@ -4273,14 +4273,14 @@
         </w:tc>
         <w:tc>
           <w:tcPr>
-            <w:tcW w:type="dxa" w:w="2257"/>
+            <w:tcW w:type="dxa" w:w="2401"/>
             <w:vAlign w:val="center"/>
             <w:shd w:fill="FFFFFF"/>
             <w:tcMar>
-              <w:top w:w="80" w:type="dxa"/>
-              <w:bottom w:w="80" w:type="dxa"/>
-              <w:left w:w="100" w:type="dxa"/>
-              <w:right w:w="100" w:type="dxa"/>
+              <w:top w:w="70" w:type="dxa"/>
+              <w:bottom w:w="70" w:type="dxa"/>
+              <w:left w:w="90" w:type="dxa"/>
+              <w:right w:w="90" w:type="dxa"/>
             </w:tcMar>
           </w:tcPr>
           <w:p>
@@ -4300,14 +4300,14 @@
         </w:tc>
         <w:tc>
           <w:tcPr>
-            <w:tcW w:type="dxa" w:w="2257"/>
+            <w:tcW w:type="dxa" w:w="2401"/>
             <w:vAlign w:val="center"/>
             <w:shd w:fill="FFFFFF"/>
             <w:tcMar>
-              <w:top w:w="80" w:type="dxa"/>
-              <w:bottom w:w="80" w:type="dxa"/>
-              <w:left w:w="100" w:type="dxa"/>
-              <w:right w:w="100" w:type="dxa"/>
+              <w:top w:w="70" w:type="dxa"/>
+              <w:bottom w:w="70" w:type="dxa"/>
+              <w:left w:w="90" w:type="dxa"/>
+              <w:right w:w="90" w:type="dxa"/>
             </w:tcMar>
           </w:tcPr>
           <w:p>
@@ -4341,14 +4341,14 @@
         </w:trPr>
         <w:tc>
           <w:tcPr>
-            <w:tcW w:type="dxa" w:w="2257"/>
+            <w:tcW w:type="dxa" w:w="2401"/>
             <w:vAlign w:val="center"/>
             <w:shd w:fill="F2F5F9"/>
             <w:tcMar>
-              <w:top w:w="80" w:type="dxa"/>
-              <w:bottom w:w="80" w:type="dxa"/>
-              <w:left w:w="100" w:type="dxa"/>
-              <w:right w:w="100" w:type="dxa"/>
+              <w:top w:w="70" w:type="dxa"/>
+              <w:bottom w:w="70" w:type="dxa"/>
+              <w:left w:w="90" w:type="dxa"/>
+              <w:right w:w="90" w:type="dxa"/>
             </w:tcMar>
           </w:tcPr>
           <w:p>
@@ -4368,14 +4368,14 @@
         </w:tc>
         <w:tc>
           <w:tcPr>
-            <w:tcW w:type="dxa" w:w="2257"/>
+            <w:tcW w:type="dxa" w:w="2401"/>
             <w:vAlign w:val="center"/>
             <w:shd w:fill="F2F5F9"/>
             <w:tcMar>
-              <w:top w:w="80" w:type="dxa"/>
-              <w:bottom w:w="80" w:type="dxa"/>
-              <w:left w:w="100" w:type="dxa"/>
-              <w:right w:w="100" w:type="dxa"/>
+              <w:top w:w="70" w:type="dxa"/>
+              <w:bottom w:w="70" w:type="dxa"/>
+              <w:left w:w="90" w:type="dxa"/>
+              <w:right w:w="90" w:type="dxa"/>
             </w:tcMar>
           </w:tcPr>
           <w:p>
@@ -4395,14 +4395,14 @@
         </w:tc>
         <w:tc>
           <w:tcPr>
-            <w:tcW w:type="dxa" w:w="2257"/>
+            <w:tcW w:type="dxa" w:w="2401"/>
             <w:vAlign w:val="center"/>
             <w:shd w:fill="F2F5F9"/>
             <w:tcMar>
-              <w:top w:w="80" w:type="dxa"/>
-              <w:bottom w:w="80" w:type="dxa"/>
-              <w:left w:w="100" w:type="dxa"/>
-              <w:right w:w="100" w:type="dxa"/>
+              <w:top w:w="70" w:type="dxa"/>
+              <w:bottom w:w="70" w:type="dxa"/>
+              <w:left w:w="90" w:type="dxa"/>
+              <w:right w:w="90" w:type="dxa"/>
             </w:tcMar>
           </w:tcPr>
           <w:p>
@@ -4422,14 +4422,14 @@
         </w:tc>
         <w:tc>
           <w:tcPr>
-            <w:tcW w:type="dxa" w:w="2257"/>
+            <w:tcW w:type="dxa" w:w="2401"/>
             <w:vAlign w:val="center"/>
             <w:shd w:fill="F2F5F9"/>
             <w:tcMar>
-              <w:top w:w="80" w:type="dxa"/>
-              <w:bottom w:w="80" w:type="dxa"/>
-              <w:left w:w="100" w:type="dxa"/>
-              <w:right w:w="100" w:type="dxa"/>
+              <w:top w:w="70" w:type="dxa"/>
+              <w:bottom w:w="70" w:type="dxa"/>
+              <w:left w:w="90" w:type="dxa"/>
+              <w:right w:w="90" w:type="dxa"/>
             </w:tcMar>
           </w:tcPr>
           <w:p>
@@ -4454,14 +4454,14 @@
         </w:trPr>
         <w:tc>
           <w:tcPr>
-            <w:tcW w:type="dxa" w:w="2257"/>
+            <w:tcW w:type="dxa" w:w="2401"/>
             <w:vAlign w:val="center"/>
             <w:shd w:fill="FFFFFF"/>
             <w:tcMar>
-              <w:top w:w="80" w:type="dxa"/>
-              <w:bottom w:w="80" w:type="dxa"/>
-              <w:left w:w="100" w:type="dxa"/>
-              <w:right w:w="100" w:type="dxa"/>
+              <w:top w:w="70" w:type="dxa"/>
+              <w:bottom w:w="70" w:type="dxa"/>
+              <w:left w:w="90" w:type="dxa"/>
+              <w:right w:w="90" w:type="dxa"/>
             </w:tcMar>
           </w:tcPr>
           <w:p>
@@ -4481,14 +4481,14 @@
         </w:tc>
         <w:tc>
           <w:tcPr>
-            <w:tcW w:type="dxa" w:w="2257"/>
+            <w:tcW w:type="dxa" w:w="2401"/>
             <w:vAlign w:val="center"/>
             <w:shd w:fill="FFFFFF"/>
             <w:tcMar>
-              <w:top w:w="80" w:type="dxa"/>
-              <w:bottom w:w="80" w:type="dxa"/>
-              <w:left w:w="100" w:type="dxa"/>
-              <w:right w:w="100" w:type="dxa"/>
+              <w:top w:w="70" w:type="dxa"/>
+              <w:bottom w:w="70" w:type="dxa"/>
+              <w:left w:w="90" w:type="dxa"/>
+              <w:right w:w="90" w:type="dxa"/>
             </w:tcMar>
           </w:tcPr>
           <w:p>
@@ -4508,14 +4508,14 @@
         </w:tc>
         <w:tc>
           <w:tcPr>
-            <w:tcW w:type="dxa" w:w="2257"/>
+            <w:tcW w:type="dxa" w:w="2401"/>
             <w:vAlign w:val="center"/>
             <w:shd w:fill="FFFFFF"/>
             <w:tcMar>
-              <w:top w:w="80" w:type="dxa"/>
-              <w:bottom w:w="80" w:type="dxa"/>
-              <w:left w:w="100" w:type="dxa"/>
-              <w:right w:w="100" w:type="dxa"/>
+              <w:top w:w="70" w:type="dxa"/>
+              <w:bottom w:w="70" w:type="dxa"/>
+              <w:left w:w="90" w:type="dxa"/>
+              <w:right w:w="90" w:type="dxa"/>
             </w:tcMar>
           </w:tcPr>
           <w:p>
@@ -4535,14 +4535,14 @@
         </w:tc>
         <w:tc>
           <w:tcPr>
-            <w:tcW w:type="dxa" w:w="2257"/>
+            <w:tcW w:type="dxa" w:w="2401"/>
             <w:vAlign w:val="center"/>
             <w:shd w:fill="FFFFFF"/>
             <w:tcMar>
-              <w:top w:w="80" w:type="dxa"/>
-              <w:bottom w:w="80" w:type="dxa"/>
-              <w:left w:w="100" w:type="dxa"/>
-              <w:right w:w="100" w:type="dxa"/>
+              <w:top w:w="70" w:type="dxa"/>
+              <w:bottom w:w="70" w:type="dxa"/>
+              <w:left w:w="90" w:type="dxa"/>
+              <w:right w:w="90" w:type="dxa"/>
             </w:tcMar>
           </w:tcPr>
           <w:p>
@@ -4567,14 +4567,14 @@
         </w:trPr>
         <w:tc>
           <w:tcPr>
-            <w:tcW w:type="dxa" w:w="2257"/>
+            <w:tcW w:type="dxa" w:w="2401"/>
             <w:vAlign w:val="center"/>
             <w:shd w:fill="F2F5F9"/>
             <w:tcMar>
-              <w:top w:w="80" w:type="dxa"/>
-              <w:bottom w:w="80" w:type="dxa"/>
-              <w:left w:w="100" w:type="dxa"/>
-              <w:right w:w="100" w:type="dxa"/>
+              <w:top w:w="70" w:type="dxa"/>
+              <w:bottom w:w="70" w:type="dxa"/>
+              <w:left w:w="90" w:type="dxa"/>
+              <w:right w:w="90" w:type="dxa"/>
             </w:tcMar>
           </w:tcPr>
           <w:p>
@@ -4594,14 +4594,14 @@
         </w:tc>
         <w:tc>
           <w:tcPr>
-            <w:tcW w:type="dxa" w:w="2257"/>
+            <w:tcW w:type="dxa" w:w="2401"/>
             <w:vAlign w:val="center"/>
             <w:shd w:fill="F2F5F9"/>
             <w:tcMar>
-              <w:top w:w="80" w:type="dxa"/>
-              <w:bottom w:w="80" w:type="dxa"/>
-              <w:left w:w="100" w:type="dxa"/>
-              <w:right w:w="100" w:type="dxa"/>
+              <w:top w:w="70" w:type="dxa"/>
+              <w:bottom w:w="70" w:type="dxa"/>
+              <w:left w:w="90" w:type="dxa"/>
+              <w:right w:w="90" w:type="dxa"/>
             </w:tcMar>
           </w:tcPr>
           <w:p>
@@ -4621,14 +4621,14 @@
         </w:tc>
         <w:tc>
           <w:tcPr>
-            <w:tcW w:type="dxa" w:w="2257"/>
+            <w:tcW w:type="dxa" w:w="2401"/>
             <w:vAlign w:val="center"/>
             <w:shd w:fill="F2F5F9"/>
             <w:tcMar>
-              <w:top w:w="80" w:type="dxa"/>
-              <w:bottom w:w="80" w:type="dxa"/>
-              <w:left w:w="100" w:type="dxa"/>
-              <w:right w:w="100" w:type="dxa"/>
+              <w:top w:w="70" w:type="dxa"/>
+              <w:bottom w:w="70" w:type="dxa"/>
+              <w:left w:w="90" w:type="dxa"/>
+              <w:right w:w="90" w:type="dxa"/>
             </w:tcMar>
           </w:tcPr>
           <w:p>
@@ -4648,14 +4648,14 @@
         </w:tc>
         <w:tc>
           <w:tcPr>
-            <w:tcW w:type="dxa" w:w="2257"/>
+            <w:tcW w:type="dxa" w:w="2401"/>
             <w:vAlign w:val="center"/>
             <w:shd w:fill="F2F5F9"/>
             <w:tcMar>
-              <w:top w:w="80" w:type="dxa"/>
-              <w:bottom w:w="80" w:type="dxa"/>
-              <w:left w:w="100" w:type="dxa"/>
-              <w:right w:w="100" w:type="dxa"/>
+              <w:top w:w="70" w:type="dxa"/>
+              <w:bottom w:w="70" w:type="dxa"/>
+              <w:left w:w="90" w:type="dxa"/>
+              <w:right w:w="90" w:type="dxa"/>
             </w:tcMar>
           </w:tcPr>
           <w:p>
@@ -4689,14 +4689,14 @@
         </w:trPr>
         <w:tc>
           <w:tcPr>
-            <w:tcW w:type="dxa" w:w="2257"/>
+            <w:tcW w:type="dxa" w:w="2401"/>
             <w:vAlign w:val="center"/>
             <w:shd w:fill="FFFFFF"/>
             <w:tcMar>
-              <w:top w:w="80" w:type="dxa"/>
-              <w:bottom w:w="80" w:type="dxa"/>
-              <w:left w:w="100" w:type="dxa"/>
-              <w:right w:w="100" w:type="dxa"/>
+              <w:top w:w="70" w:type="dxa"/>
+              <w:bottom w:w="70" w:type="dxa"/>
+              <w:left w:w="90" w:type="dxa"/>
+              <w:right w:w="90" w:type="dxa"/>
             </w:tcMar>
           </w:tcPr>
           <w:p>
@@ -4716,14 +4716,14 @@
         </w:tc>
         <w:tc>
           <w:tcPr>
-            <w:tcW w:type="dxa" w:w="2257"/>
+            <w:tcW w:type="dxa" w:w="2401"/>
             <w:vAlign w:val="center"/>
             <w:shd w:fill="FFFFFF"/>
             <w:tcMar>
-              <w:top w:w="80" w:type="dxa"/>
-              <w:bottom w:w="80" w:type="dxa"/>
-              <w:left w:w="100" w:type="dxa"/>
-              <w:right w:w="100" w:type="dxa"/>
+              <w:top w:w="70" w:type="dxa"/>
+              <w:bottom w:w="70" w:type="dxa"/>
+              <w:left w:w="90" w:type="dxa"/>
+              <w:right w:w="90" w:type="dxa"/>
             </w:tcMar>
           </w:tcPr>
           <w:p>
@@ -4743,14 +4743,14 @@
         </w:tc>
         <w:tc>
           <w:tcPr>
-            <w:tcW w:type="dxa" w:w="2257"/>
+            <w:tcW w:type="dxa" w:w="2401"/>
             <w:vAlign w:val="center"/>
             <w:shd w:fill="FFFFFF"/>
             <w:tcMar>
-              <w:top w:w="80" w:type="dxa"/>
-              <w:bottom w:w="80" w:type="dxa"/>
-              <w:left w:w="100" w:type="dxa"/>
-              <w:right w:w="100" w:type="dxa"/>
+              <w:top w:w="70" w:type="dxa"/>
+              <w:bottom w:w="70" w:type="dxa"/>
+              <w:left w:w="90" w:type="dxa"/>
+              <w:right w:w="90" w:type="dxa"/>
             </w:tcMar>
           </w:tcPr>
           <w:p>
@@ -4770,14 +4770,14 @@
         </w:tc>
         <w:tc>
           <w:tcPr>
-            <w:tcW w:type="dxa" w:w="2257"/>
+            <w:tcW w:type="dxa" w:w="2401"/>
             <w:vAlign w:val="center"/>
             <w:shd w:fill="FFFFFF"/>
             <w:tcMar>
-              <w:top w:w="80" w:type="dxa"/>
-              <w:bottom w:w="80" w:type="dxa"/>
-              <w:left w:w="100" w:type="dxa"/>
-              <w:right w:w="100" w:type="dxa"/>
+              <w:top w:w="70" w:type="dxa"/>
+              <w:bottom w:w="70" w:type="dxa"/>
+              <w:left w:w="90" w:type="dxa"/>
+              <w:right w:w="90" w:type="dxa"/>
             </w:tcMar>
           </w:tcPr>
           <w:p>
@@ -4802,14 +4802,14 @@
         </w:trPr>
         <w:tc>
           <w:tcPr>
-            <w:tcW w:type="dxa" w:w="2257"/>
+            <w:tcW w:type="dxa" w:w="2401"/>
             <w:vAlign w:val="center"/>
             <w:shd w:fill="F2F5F9"/>
             <w:tcMar>
-              <w:top w:w="80" w:type="dxa"/>
-              <w:bottom w:w="80" w:type="dxa"/>
-              <w:left w:w="100" w:type="dxa"/>
-              <w:right w:w="100" w:type="dxa"/>
+              <w:top w:w="70" w:type="dxa"/>
+              <w:bottom w:w="70" w:type="dxa"/>
+              <w:left w:w="90" w:type="dxa"/>
+              <w:right w:w="90" w:type="dxa"/>
             </w:tcMar>
           </w:tcPr>
           <w:p>
@@ -4829,14 +4829,14 @@
         </w:tc>
         <w:tc>
           <w:tcPr>
-            <w:tcW w:type="dxa" w:w="2257"/>
+            <w:tcW w:type="dxa" w:w="2401"/>
             <w:vAlign w:val="center"/>
             <w:shd w:fill="F2F5F9"/>
             <w:tcMar>
-              <w:top w:w="80" w:type="dxa"/>
-              <w:bottom w:w="80" w:type="dxa"/>
-              <w:left w:w="100" w:type="dxa"/>
-              <w:right w:w="100" w:type="dxa"/>
+              <w:top w:w="70" w:type="dxa"/>
+              <w:bottom w:w="70" w:type="dxa"/>
+              <w:left w:w="90" w:type="dxa"/>
+              <w:right w:w="90" w:type="dxa"/>
             </w:tcMar>
           </w:tcPr>
           <w:p>
@@ -4856,14 +4856,14 @@
         </w:tc>
         <w:tc>
           <w:tcPr>
-            <w:tcW w:type="dxa" w:w="2257"/>
+            <w:tcW w:type="dxa" w:w="2401"/>
             <w:vAlign w:val="center"/>
             <w:shd w:fill="F2F5F9"/>
             <w:tcMar>
-              <w:top w:w="80" w:type="dxa"/>
-              <w:bottom w:w="80" w:type="dxa"/>
-              <w:left w:w="100" w:type="dxa"/>
-              <w:right w:w="100" w:type="dxa"/>
+              <w:top w:w="70" w:type="dxa"/>
+              <w:bottom w:w="70" w:type="dxa"/>
+              <w:left w:w="90" w:type="dxa"/>
+              <w:right w:w="90" w:type="dxa"/>
             </w:tcMar>
           </w:tcPr>
           <w:p>
@@ -4883,14 +4883,14 @@
         </w:tc>
         <w:tc>
           <w:tcPr>
-            <w:tcW w:type="dxa" w:w="2257"/>
+            <w:tcW w:type="dxa" w:w="2401"/>
             <w:vAlign w:val="center"/>
             <w:shd w:fill="F2F5F9"/>
             <w:tcMar>
-              <w:top w:w="80" w:type="dxa"/>
-              <w:bottom w:w="80" w:type="dxa"/>
-              <w:left w:w="100" w:type="dxa"/>
-              <w:right w:w="100" w:type="dxa"/>
+              <w:top w:w="70" w:type="dxa"/>
+              <w:bottom w:w="70" w:type="dxa"/>
+              <w:left w:w="90" w:type="dxa"/>
+              <w:right w:w="90" w:type="dxa"/>
             </w:tcMar>
           </w:tcPr>
           <w:p>
@@ -4915,14 +4915,14 @@
         </w:trPr>
         <w:tc>
           <w:tcPr>
-            <w:tcW w:type="dxa" w:w="2257"/>
+            <w:tcW w:type="dxa" w:w="2401"/>
             <w:vAlign w:val="center"/>
             <w:shd w:fill="FFFFFF"/>
             <w:tcMar>
-              <w:top w:w="80" w:type="dxa"/>
-              <w:bottom w:w="80" w:type="dxa"/>
-              <w:left w:w="100" w:type="dxa"/>
-              <w:right w:w="100" w:type="dxa"/>
+              <w:top w:w="70" w:type="dxa"/>
+              <w:bottom w:w="70" w:type="dxa"/>
+              <w:left w:w="90" w:type="dxa"/>
+              <w:right w:w="90" w:type="dxa"/>
             </w:tcMar>
           </w:tcPr>
           <w:p>
@@ -4942,14 +4942,14 @@
         </w:tc>
         <w:tc>
           <w:tcPr>
-            <w:tcW w:type="dxa" w:w="2257"/>
+            <w:tcW w:type="dxa" w:w="2401"/>
             <w:vAlign w:val="center"/>
             <w:shd w:fill="FFFFFF"/>
             <w:tcMar>
-              <w:top w:w="80" w:type="dxa"/>
-              <w:bottom w:w="80" w:type="dxa"/>
-              <w:left w:w="100" w:type="dxa"/>
-              <w:right w:w="100" w:type="dxa"/>
+              <w:top w:w="70" w:type="dxa"/>
+              <w:bottom w:w="70" w:type="dxa"/>
+              <w:left w:w="90" w:type="dxa"/>
+              <w:right w:w="90" w:type="dxa"/>
             </w:tcMar>
           </w:tcPr>
           <w:p>
@@ -4969,14 +4969,14 @@
         </w:tc>
         <w:tc>
           <w:tcPr>
-            <w:tcW w:type="dxa" w:w="2257"/>
+            <w:tcW w:type="dxa" w:w="2401"/>
             <w:vAlign w:val="center"/>
             <w:shd w:fill="FFFFFF"/>
             <w:tcMar>
-              <w:top w:w="80" w:type="dxa"/>
-              <w:bottom w:w="80" w:type="dxa"/>
-              <w:left w:w="100" w:type="dxa"/>
-              <w:right w:w="100" w:type="dxa"/>
+              <w:top w:w="70" w:type="dxa"/>
+              <w:bottom w:w="70" w:type="dxa"/>
+              <w:left w:w="90" w:type="dxa"/>
+              <w:right w:w="90" w:type="dxa"/>
             </w:tcMar>
           </w:tcPr>
           <w:p>
@@ -4996,14 +4996,14 @@
         </w:tc>
         <w:tc>
           <w:tcPr>
-            <w:tcW w:type="dxa" w:w="2257"/>
+            <w:tcW w:type="dxa" w:w="2401"/>
             <w:vAlign w:val="center"/>
             <w:shd w:fill="FFFFFF"/>
             <w:tcMar>
-              <w:top w:w="80" w:type="dxa"/>
-              <w:bottom w:w="80" w:type="dxa"/>
-              <w:left w:w="100" w:type="dxa"/>
-              <w:right w:w="100" w:type="dxa"/>
+              <w:top w:w="70" w:type="dxa"/>
+              <w:bottom w:w="70" w:type="dxa"/>
+              <w:left w:w="90" w:type="dxa"/>
+              <w:right w:w="90" w:type="dxa"/>
             </w:tcMar>
           </w:tcPr>
           <w:p>
@@ -5028,14 +5028,14 @@
         </w:trPr>
         <w:tc>
           <w:tcPr>
-            <w:tcW w:type="dxa" w:w="2257"/>
+            <w:tcW w:type="dxa" w:w="2401"/>
             <w:vAlign w:val="center"/>
             <w:shd w:fill="F2F5F9"/>
             <w:tcMar>
-              <w:top w:w="80" w:type="dxa"/>
-              <w:bottom w:w="80" w:type="dxa"/>
-              <w:left w:w="100" w:type="dxa"/>
-              <w:right w:w="100" w:type="dxa"/>
+              <w:top w:w="70" w:type="dxa"/>
+              <w:bottom w:w="70" w:type="dxa"/>
+              <w:left w:w="90" w:type="dxa"/>
+              <w:right w:w="90" w:type="dxa"/>
             </w:tcMar>
           </w:tcPr>
           <w:p>
@@ -5055,14 +5055,14 @@
         </w:tc>
         <w:tc>
           <w:tcPr>
-            <w:tcW w:type="dxa" w:w="2257"/>
+            <w:tcW w:type="dxa" w:w="2401"/>
             <w:vAlign w:val="center"/>
             <w:shd w:fill="F2F5F9"/>
             <w:tcMar>
-              <w:top w:w="80" w:type="dxa"/>
-              <w:bottom w:w="80" w:type="dxa"/>
-              <w:left w:w="100" w:type="dxa"/>
-              <w:right w:w="100" w:type="dxa"/>
+              <w:top w:w="70" w:type="dxa"/>
+              <w:bottom w:w="70" w:type="dxa"/>
+              <w:left w:w="90" w:type="dxa"/>
+              <w:right w:w="90" w:type="dxa"/>
             </w:tcMar>
           </w:tcPr>
           <w:p>
@@ -5082,14 +5082,14 @@
         </w:tc>
         <w:tc>
           <w:tcPr>
-            <w:tcW w:type="dxa" w:w="2257"/>
+            <w:tcW w:type="dxa" w:w="2401"/>
             <w:vAlign w:val="center"/>
             <w:shd w:fill="F2F5F9"/>
             <w:tcMar>
-              <w:top w:w="80" w:type="dxa"/>
-              <w:bottom w:w="80" w:type="dxa"/>
-              <w:left w:w="100" w:type="dxa"/>
-              <w:right w:w="100" w:type="dxa"/>
+              <w:top w:w="70" w:type="dxa"/>
+              <w:bottom w:w="70" w:type="dxa"/>
+              <w:left w:w="90" w:type="dxa"/>
+              <w:right w:w="90" w:type="dxa"/>
             </w:tcMar>
           </w:tcPr>
           <w:p>
@@ -5109,14 +5109,14 @@
         </w:tc>
         <w:tc>
           <w:tcPr>
-            <w:tcW w:type="dxa" w:w="2257"/>
+            <w:tcW w:type="dxa" w:w="2401"/>
             <w:vAlign w:val="center"/>
             <w:shd w:fill="F2F5F9"/>
             <w:tcMar>
-              <w:top w:w="80" w:type="dxa"/>
-              <w:bottom w:w="80" w:type="dxa"/>
-              <w:left w:w="100" w:type="dxa"/>
-              <w:right w:w="100" w:type="dxa"/>
+              <w:top w:w="70" w:type="dxa"/>
+              <w:bottom w:w="70" w:type="dxa"/>
+              <w:left w:w="90" w:type="dxa"/>
+              <w:right w:w="90" w:type="dxa"/>
             </w:tcMar>
           </w:tcPr>
           <w:p>
@@ -5138,7 +5138,7 @@
     </w:tbl>
     <w:p>
       <w:pPr>
-        <w:spacing w:after="120"/>
+        <w:spacing w:after="100"/>
       </w:pPr>
     </w:p>
     <w:p>
@@ -5187,9 +5187,9 @@
       <w:r>
         <w:rPr>
           <w:color w:val="C8D2E1"/>
-          <w:sz w:val="16"/>
+          <w:sz w:val="14"/>
         </w:rPr>
-        <w:t>_________________________________________________________________________________</w:t>
+        <w:t>———————————————————————————————————————————————————————————————————————————</w:t>
       </w:r>
     </w:p>
     <w:p>
@@ -5253,9 +5253,9 @@
         </w:tblBorders>
       </w:tblPr>
       <w:tblGrid>
-        <w:gridCol w:w="3010"/>
-        <w:gridCol w:w="3010"/>
-        <w:gridCol w:w="3010"/>
+        <w:gridCol w:w="3202"/>
+        <w:gridCol w:w="3202"/>
+        <w:gridCol w:w="3202"/>
       </w:tblGrid>
       <w:tr>
         <w:trPr>
@@ -5265,7 +5265,7 @@
         </w:trPr>
         <w:tc>
           <w:tcPr>
-            <w:tcW w:type="dxa" w:w="3010"/>
+            <w:tcW w:type="dxa" w:w="3202"/>
             <w:vAlign w:val="center"/>
             <w:shd w:fill="1F3864"/>
             <w:tcMar>
@@ -5293,7 +5293,7 @@
         </w:tc>
         <w:tc>
           <w:tcPr>
-            <w:tcW w:type="dxa" w:w="3010"/>
+            <w:tcW w:type="dxa" w:w="3202"/>
             <w:vAlign w:val="center"/>
             <w:shd w:fill="1F3864"/>
             <w:tcMar>
@@ -5321,7 +5321,7 @@
         </w:tc>
         <w:tc>
           <w:tcPr>
-            <w:tcW w:type="dxa" w:w="3010"/>
+            <w:tcW w:type="dxa" w:w="3202"/>
             <w:vAlign w:val="center"/>
             <w:shd w:fill="1F3864"/>
             <w:tcMar>
@@ -5354,14 +5354,14 @@
         </w:trPr>
         <w:tc>
           <w:tcPr>
-            <w:tcW w:type="dxa" w:w="3010"/>
+            <w:tcW w:type="dxa" w:w="3202"/>
             <w:vAlign w:val="center"/>
             <w:shd w:fill="FFFFFF"/>
             <w:tcMar>
-              <w:top w:w="80" w:type="dxa"/>
-              <w:bottom w:w="80" w:type="dxa"/>
-              <w:left w:w="100" w:type="dxa"/>
-              <w:right w:w="100" w:type="dxa"/>
+              <w:top w:w="70" w:type="dxa"/>
+              <w:bottom w:w="70" w:type="dxa"/>
+              <w:left w:w="90" w:type="dxa"/>
+              <w:right w:w="90" w:type="dxa"/>
             </w:tcMar>
           </w:tcPr>
           <w:p>
@@ -5381,14 +5381,14 @@
         </w:tc>
         <w:tc>
           <w:tcPr>
-            <w:tcW w:type="dxa" w:w="3010"/>
+            <w:tcW w:type="dxa" w:w="3202"/>
             <w:vAlign w:val="center"/>
             <w:shd w:fill="FFFFFF"/>
             <w:tcMar>
-              <w:top w:w="80" w:type="dxa"/>
-              <w:bottom w:w="80" w:type="dxa"/>
-              <w:left w:w="100" w:type="dxa"/>
-              <w:right w:w="100" w:type="dxa"/>
+              <w:top w:w="70" w:type="dxa"/>
+              <w:bottom w:w="70" w:type="dxa"/>
+              <w:left w:w="90" w:type="dxa"/>
+              <w:right w:w="90" w:type="dxa"/>
             </w:tcMar>
           </w:tcPr>
           <w:p>
@@ -5408,14 +5408,14 @@
         </w:tc>
         <w:tc>
           <w:tcPr>
-            <w:tcW w:type="dxa" w:w="3010"/>
+            <w:tcW w:type="dxa" w:w="3202"/>
             <w:vAlign w:val="center"/>
             <w:shd w:fill="FFFFFF"/>
             <w:tcMar>
-              <w:top w:w="80" w:type="dxa"/>
-              <w:bottom w:w="80" w:type="dxa"/>
-              <w:left w:w="100" w:type="dxa"/>
-              <w:right w:w="100" w:type="dxa"/>
+              <w:top w:w="70" w:type="dxa"/>
+              <w:bottom w:w="70" w:type="dxa"/>
+              <w:left w:w="90" w:type="dxa"/>
+              <w:right w:w="90" w:type="dxa"/>
             </w:tcMar>
           </w:tcPr>
           <w:p>
@@ -5449,14 +5449,14 @@
         </w:trPr>
         <w:tc>
           <w:tcPr>
-            <w:tcW w:type="dxa" w:w="3010"/>
+            <w:tcW w:type="dxa" w:w="3202"/>
             <w:vAlign w:val="center"/>
             <w:shd w:fill="F2F5F9"/>
             <w:tcMar>
-              <w:top w:w="80" w:type="dxa"/>
-              <w:bottom w:w="80" w:type="dxa"/>
-              <w:left w:w="100" w:type="dxa"/>
-              <w:right w:w="100" w:type="dxa"/>
+              <w:top w:w="70" w:type="dxa"/>
+              <w:bottom w:w="70" w:type="dxa"/>
+              <w:left w:w="90" w:type="dxa"/>
+              <w:right w:w="90" w:type="dxa"/>
             </w:tcMar>
           </w:tcPr>
           <w:p>
@@ -5476,14 +5476,14 @@
         </w:tc>
         <w:tc>
           <w:tcPr>
-            <w:tcW w:type="dxa" w:w="3010"/>
+            <w:tcW w:type="dxa" w:w="3202"/>
             <w:vAlign w:val="center"/>
             <w:shd w:fill="F2F5F9"/>
             <w:tcMar>
-              <w:top w:w="80" w:type="dxa"/>
-              <w:bottom w:w="80" w:type="dxa"/>
-              <w:left w:w="100" w:type="dxa"/>
-              <w:right w:w="100" w:type="dxa"/>
+              <w:top w:w="70" w:type="dxa"/>
+              <w:bottom w:w="70" w:type="dxa"/>
+              <w:left w:w="90" w:type="dxa"/>
+              <w:right w:w="90" w:type="dxa"/>
             </w:tcMar>
           </w:tcPr>
           <w:p>
@@ -5503,14 +5503,14 @@
         </w:tc>
         <w:tc>
           <w:tcPr>
-            <w:tcW w:type="dxa" w:w="3010"/>
+            <w:tcW w:type="dxa" w:w="3202"/>
             <w:vAlign w:val="center"/>
             <w:shd w:fill="F2F5F9"/>
             <w:tcMar>
-              <w:top w:w="80" w:type="dxa"/>
-              <w:bottom w:w="80" w:type="dxa"/>
-              <w:left w:w="100" w:type="dxa"/>
-              <w:right w:w="100" w:type="dxa"/>
+              <w:top w:w="70" w:type="dxa"/>
+              <w:bottom w:w="70" w:type="dxa"/>
+              <w:left w:w="90" w:type="dxa"/>
+              <w:right w:w="90" w:type="dxa"/>
             </w:tcMar>
           </w:tcPr>
           <w:p>
@@ -5535,14 +5535,14 @@
         </w:trPr>
         <w:tc>
           <w:tcPr>
-            <w:tcW w:type="dxa" w:w="3010"/>
+            <w:tcW w:type="dxa" w:w="3202"/>
             <w:vAlign w:val="center"/>
             <w:shd w:fill="FFFFFF"/>
             <w:tcMar>
-              <w:top w:w="80" w:type="dxa"/>
-              <w:bottom w:w="80" w:type="dxa"/>
-              <w:left w:w="100" w:type="dxa"/>
-              <w:right w:w="100" w:type="dxa"/>
+              <w:top w:w="70" w:type="dxa"/>
+              <w:bottom w:w="70" w:type="dxa"/>
+              <w:left w:w="90" w:type="dxa"/>
+              <w:right w:w="90" w:type="dxa"/>
             </w:tcMar>
           </w:tcPr>
           <w:p>
@@ -5562,14 +5562,14 @@
         </w:tc>
         <w:tc>
           <w:tcPr>
-            <w:tcW w:type="dxa" w:w="3010"/>
+            <w:tcW w:type="dxa" w:w="3202"/>
             <w:vAlign w:val="center"/>
             <w:shd w:fill="FFFFFF"/>
             <w:tcMar>
-              <w:top w:w="80" w:type="dxa"/>
-              <w:bottom w:w="80" w:type="dxa"/>
-              <w:left w:w="100" w:type="dxa"/>
-              <w:right w:w="100" w:type="dxa"/>
+              <w:top w:w="70" w:type="dxa"/>
+              <w:bottom w:w="70" w:type="dxa"/>
+              <w:left w:w="90" w:type="dxa"/>
+              <w:right w:w="90" w:type="dxa"/>
             </w:tcMar>
           </w:tcPr>
           <w:p>
@@ -5589,14 +5589,14 @@
         </w:tc>
         <w:tc>
           <w:tcPr>
-            <w:tcW w:type="dxa" w:w="3010"/>
+            <w:tcW w:type="dxa" w:w="3202"/>
             <w:vAlign w:val="center"/>
             <w:shd w:fill="FFFFFF"/>
             <w:tcMar>
-              <w:top w:w="80" w:type="dxa"/>
-              <w:bottom w:w="80" w:type="dxa"/>
-              <w:left w:w="100" w:type="dxa"/>
-              <w:right w:w="100" w:type="dxa"/>
+              <w:top w:w="70" w:type="dxa"/>
+              <w:bottom w:w="70" w:type="dxa"/>
+              <w:left w:w="90" w:type="dxa"/>
+              <w:right w:w="90" w:type="dxa"/>
             </w:tcMar>
           </w:tcPr>
           <w:p>
@@ -5630,14 +5630,14 @@
         </w:trPr>
         <w:tc>
           <w:tcPr>
-            <w:tcW w:type="dxa" w:w="3010"/>
+            <w:tcW w:type="dxa" w:w="3202"/>
             <w:vAlign w:val="center"/>
             <w:shd w:fill="F2F5F9"/>
             <w:tcMar>
-              <w:top w:w="80" w:type="dxa"/>
-              <w:bottom w:w="80" w:type="dxa"/>
-              <w:left w:w="100" w:type="dxa"/>
-              <w:right w:w="100" w:type="dxa"/>
+              <w:top w:w="70" w:type="dxa"/>
+              <w:bottom w:w="70" w:type="dxa"/>
+              <w:left w:w="90" w:type="dxa"/>
+              <w:right w:w="90" w:type="dxa"/>
             </w:tcMar>
           </w:tcPr>
           <w:p>
@@ -5657,14 +5657,14 @@
         </w:tc>
         <w:tc>
           <w:tcPr>
-            <w:tcW w:type="dxa" w:w="3010"/>
+            <w:tcW w:type="dxa" w:w="3202"/>
             <w:vAlign w:val="center"/>
             <w:shd w:fill="F2F5F9"/>
             <w:tcMar>
-              <w:top w:w="80" w:type="dxa"/>
-              <w:bottom w:w="80" w:type="dxa"/>
-              <w:left w:w="100" w:type="dxa"/>
-              <w:right w:w="100" w:type="dxa"/>
+              <w:top w:w="70" w:type="dxa"/>
+              <w:bottom w:w="70" w:type="dxa"/>
+              <w:left w:w="90" w:type="dxa"/>
+              <w:right w:w="90" w:type="dxa"/>
             </w:tcMar>
           </w:tcPr>
           <w:p>
@@ -5684,14 +5684,14 @@
         </w:tc>
         <w:tc>
           <w:tcPr>
-            <w:tcW w:type="dxa" w:w="3010"/>
+            <w:tcW w:type="dxa" w:w="3202"/>
             <w:vAlign w:val="center"/>
             <w:shd w:fill="F2F5F9"/>
             <w:tcMar>
-              <w:top w:w="80" w:type="dxa"/>
-              <w:bottom w:w="80" w:type="dxa"/>
-              <w:left w:w="100" w:type="dxa"/>
-              <w:right w:w="100" w:type="dxa"/>
+              <w:top w:w="70" w:type="dxa"/>
+              <w:bottom w:w="70" w:type="dxa"/>
+              <w:left w:w="90" w:type="dxa"/>
+              <w:right w:w="90" w:type="dxa"/>
             </w:tcMar>
           </w:tcPr>
           <w:p>
@@ -5716,14 +5716,14 @@
         </w:trPr>
         <w:tc>
           <w:tcPr>
-            <w:tcW w:type="dxa" w:w="3010"/>
+            <w:tcW w:type="dxa" w:w="3202"/>
             <w:vAlign w:val="center"/>
             <w:shd w:fill="FFFFFF"/>
             <w:tcMar>
-              <w:top w:w="80" w:type="dxa"/>
-              <w:bottom w:w="80" w:type="dxa"/>
-              <w:left w:w="100" w:type="dxa"/>
-              <w:right w:w="100" w:type="dxa"/>
+              <w:top w:w="70" w:type="dxa"/>
+              <w:bottom w:w="70" w:type="dxa"/>
+              <w:left w:w="90" w:type="dxa"/>
+              <w:right w:w="90" w:type="dxa"/>
             </w:tcMar>
           </w:tcPr>
           <w:p>
@@ -5743,14 +5743,14 @@
         </w:tc>
         <w:tc>
           <w:tcPr>
-            <w:tcW w:type="dxa" w:w="3010"/>
+            <w:tcW w:type="dxa" w:w="3202"/>
             <w:vAlign w:val="center"/>
             <w:shd w:fill="FFFFFF"/>
             <w:tcMar>
-              <w:top w:w="80" w:type="dxa"/>
-              <w:bottom w:w="80" w:type="dxa"/>
-              <w:left w:w="100" w:type="dxa"/>
-              <w:right w:w="100" w:type="dxa"/>
+              <w:top w:w="70" w:type="dxa"/>
+              <w:bottom w:w="70" w:type="dxa"/>
+              <w:left w:w="90" w:type="dxa"/>
+              <w:right w:w="90" w:type="dxa"/>
             </w:tcMar>
           </w:tcPr>
           <w:p>
@@ -5770,14 +5770,14 @@
         </w:tc>
         <w:tc>
           <w:tcPr>
-            <w:tcW w:type="dxa" w:w="3010"/>
+            <w:tcW w:type="dxa" w:w="3202"/>
             <w:vAlign w:val="center"/>
             <w:shd w:fill="FFFFFF"/>
             <w:tcMar>
-              <w:top w:w="80" w:type="dxa"/>
-              <w:bottom w:w="80" w:type="dxa"/>
-              <w:left w:w="100" w:type="dxa"/>
-              <w:right w:w="100" w:type="dxa"/>
+              <w:top w:w="70" w:type="dxa"/>
+              <w:bottom w:w="70" w:type="dxa"/>
+              <w:left w:w="90" w:type="dxa"/>
+              <w:right w:w="90" w:type="dxa"/>
             </w:tcMar>
           </w:tcPr>
           <w:p>
@@ -5811,14 +5811,14 @@
         </w:trPr>
         <w:tc>
           <w:tcPr>
-            <w:tcW w:type="dxa" w:w="3010"/>
+            <w:tcW w:type="dxa" w:w="3202"/>
             <w:vAlign w:val="center"/>
             <w:shd w:fill="F2F5F9"/>
             <w:tcMar>
-              <w:top w:w="80" w:type="dxa"/>
-              <w:bottom w:w="80" w:type="dxa"/>
-              <w:left w:w="100" w:type="dxa"/>
-              <w:right w:w="100" w:type="dxa"/>
+              <w:top w:w="70" w:type="dxa"/>
+              <w:bottom w:w="70" w:type="dxa"/>
+              <w:left w:w="90" w:type="dxa"/>
+              <w:right w:w="90" w:type="dxa"/>
             </w:tcMar>
           </w:tcPr>
           <w:p>
@@ -5838,14 +5838,14 @@
         </w:tc>
         <w:tc>
           <w:tcPr>
-            <w:tcW w:type="dxa" w:w="3010"/>
+            <w:tcW w:type="dxa" w:w="3202"/>
             <w:vAlign w:val="center"/>
             <w:shd w:fill="F2F5F9"/>
             <w:tcMar>
-              <w:top w:w="80" w:type="dxa"/>
-              <w:bottom w:w="80" w:type="dxa"/>
-              <w:left w:w="100" w:type="dxa"/>
-              <w:right w:w="100" w:type="dxa"/>
+              <w:top w:w="70" w:type="dxa"/>
+              <w:bottom w:w="70" w:type="dxa"/>
+              <w:left w:w="90" w:type="dxa"/>
+              <w:right w:w="90" w:type="dxa"/>
             </w:tcMar>
           </w:tcPr>
           <w:p>
@@ -5865,14 +5865,14 @@
         </w:tc>
         <w:tc>
           <w:tcPr>
-            <w:tcW w:type="dxa" w:w="3010"/>
+            <w:tcW w:type="dxa" w:w="3202"/>
             <w:vAlign w:val="center"/>
             <w:shd w:fill="F2F5F9"/>
             <w:tcMar>
-              <w:top w:w="80" w:type="dxa"/>
-              <w:bottom w:w="80" w:type="dxa"/>
-              <w:left w:w="100" w:type="dxa"/>
-              <w:right w:w="100" w:type="dxa"/>
+              <w:top w:w="70" w:type="dxa"/>
+              <w:bottom w:w="70" w:type="dxa"/>
+              <w:left w:w="90" w:type="dxa"/>
+              <w:right w:w="90" w:type="dxa"/>
             </w:tcMar>
           </w:tcPr>
           <w:p>
@@ -5897,14 +5897,14 @@
         </w:trPr>
         <w:tc>
           <w:tcPr>
-            <w:tcW w:type="dxa" w:w="3010"/>
+            <w:tcW w:type="dxa" w:w="3202"/>
             <w:vAlign w:val="center"/>
             <w:shd w:fill="FFFFFF"/>
             <w:tcMar>
-              <w:top w:w="80" w:type="dxa"/>
-              <w:bottom w:w="80" w:type="dxa"/>
-              <w:left w:w="100" w:type="dxa"/>
-              <w:right w:w="100" w:type="dxa"/>
+              <w:top w:w="70" w:type="dxa"/>
+              <w:bottom w:w="70" w:type="dxa"/>
+              <w:left w:w="90" w:type="dxa"/>
+              <w:right w:w="90" w:type="dxa"/>
             </w:tcMar>
           </w:tcPr>
           <w:p>
@@ -5924,14 +5924,14 @@
         </w:tc>
         <w:tc>
           <w:tcPr>
-            <w:tcW w:type="dxa" w:w="3010"/>
+            <w:tcW w:type="dxa" w:w="3202"/>
             <w:vAlign w:val="center"/>
             <w:shd w:fill="FFFFFF"/>
             <w:tcMar>
-              <w:top w:w="80" w:type="dxa"/>
-              <w:bottom w:w="80" w:type="dxa"/>
-              <w:left w:w="100" w:type="dxa"/>
-              <w:right w:w="100" w:type="dxa"/>
+              <w:top w:w="70" w:type="dxa"/>
+              <w:bottom w:w="70" w:type="dxa"/>
+              <w:left w:w="90" w:type="dxa"/>
+              <w:right w:w="90" w:type="dxa"/>
             </w:tcMar>
           </w:tcPr>
           <w:p>
@@ -5951,14 +5951,14 @@
         </w:tc>
         <w:tc>
           <w:tcPr>
-            <w:tcW w:type="dxa" w:w="3010"/>
+            <w:tcW w:type="dxa" w:w="3202"/>
             <w:vAlign w:val="center"/>
             <w:shd w:fill="FFFFFF"/>
             <w:tcMar>
-              <w:top w:w="80" w:type="dxa"/>
-              <w:bottom w:w="80" w:type="dxa"/>
-              <w:left w:w="100" w:type="dxa"/>
-              <w:right w:w="100" w:type="dxa"/>
+              <w:top w:w="70" w:type="dxa"/>
+              <w:bottom w:w="70" w:type="dxa"/>
+              <w:left w:w="90" w:type="dxa"/>
+              <w:right w:w="90" w:type="dxa"/>
             </w:tcMar>
           </w:tcPr>
           <w:p>
@@ -5983,14 +5983,14 @@
         </w:trPr>
         <w:tc>
           <w:tcPr>
-            <w:tcW w:type="dxa" w:w="3010"/>
+            <w:tcW w:type="dxa" w:w="3202"/>
             <w:vAlign w:val="center"/>
             <w:shd w:fill="F2F5F9"/>
             <w:tcMar>
-              <w:top w:w="80" w:type="dxa"/>
-              <w:bottom w:w="80" w:type="dxa"/>
-              <w:left w:w="100" w:type="dxa"/>
-              <w:right w:w="100" w:type="dxa"/>
+              <w:top w:w="70" w:type="dxa"/>
+              <w:bottom w:w="70" w:type="dxa"/>
+              <w:left w:w="90" w:type="dxa"/>
+              <w:right w:w="90" w:type="dxa"/>
             </w:tcMar>
           </w:tcPr>
           <w:p>
@@ -6010,14 +6010,14 @@
         </w:tc>
         <w:tc>
           <w:tcPr>
-            <w:tcW w:type="dxa" w:w="3010"/>
+            <w:tcW w:type="dxa" w:w="3202"/>
             <w:vAlign w:val="center"/>
             <w:shd w:fill="F2F5F9"/>
             <w:tcMar>
-              <w:top w:w="80" w:type="dxa"/>
-              <w:bottom w:w="80" w:type="dxa"/>
-              <w:left w:w="100" w:type="dxa"/>
-              <w:right w:w="100" w:type="dxa"/>
+              <w:top w:w="70" w:type="dxa"/>
+              <w:bottom w:w="70" w:type="dxa"/>
+              <w:left w:w="90" w:type="dxa"/>
+              <w:right w:w="90" w:type="dxa"/>
             </w:tcMar>
           </w:tcPr>
           <w:p>
@@ -6037,14 +6037,14 @@
         </w:tc>
         <w:tc>
           <w:tcPr>
-            <w:tcW w:type="dxa" w:w="3010"/>
+            <w:tcW w:type="dxa" w:w="3202"/>
             <w:vAlign w:val="center"/>
             <w:shd w:fill="F2F5F9"/>
             <w:tcMar>
-              <w:top w:w="80" w:type="dxa"/>
-              <w:bottom w:w="80" w:type="dxa"/>
-              <w:left w:w="100" w:type="dxa"/>
-              <w:right w:w="100" w:type="dxa"/>
+              <w:top w:w="70" w:type="dxa"/>
+              <w:bottom w:w="70" w:type="dxa"/>
+              <w:left w:w="90" w:type="dxa"/>
+              <w:right w:w="90" w:type="dxa"/>
             </w:tcMar>
           </w:tcPr>
           <w:p>
@@ -6069,14 +6069,14 @@
         </w:trPr>
         <w:tc>
           <w:tcPr>
-            <w:tcW w:type="dxa" w:w="3010"/>
+            <w:tcW w:type="dxa" w:w="3202"/>
             <w:vAlign w:val="center"/>
             <w:shd w:fill="FFFFFF"/>
             <w:tcMar>
-              <w:top w:w="80" w:type="dxa"/>
-              <w:bottom w:w="80" w:type="dxa"/>
-              <w:left w:w="100" w:type="dxa"/>
-              <w:right w:w="100" w:type="dxa"/>
+              <w:top w:w="70" w:type="dxa"/>
+              <w:bottom w:w="70" w:type="dxa"/>
+              <w:left w:w="90" w:type="dxa"/>
+              <w:right w:w="90" w:type="dxa"/>
             </w:tcMar>
           </w:tcPr>
           <w:p>
@@ -6096,14 +6096,14 @@
         </w:tc>
         <w:tc>
           <w:tcPr>
-            <w:tcW w:type="dxa" w:w="3010"/>
+            <w:tcW w:type="dxa" w:w="3202"/>
             <w:vAlign w:val="center"/>
             <w:shd w:fill="FFFFFF"/>
             <w:tcMar>
-              <w:top w:w="80" w:type="dxa"/>
-              <w:bottom w:w="80" w:type="dxa"/>
-              <w:left w:w="100" w:type="dxa"/>
-              <w:right w:w="100" w:type="dxa"/>
+              <w:top w:w="70" w:type="dxa"/>
+              <w:bottom w:w="70" w:type="dxa"/>
+              <w:left w:w="90" w:type="dxa"/>
+              <w:right w:w="90" w:type="dxa"/>
             </w:tcMar>
           </w:tcPr>
           <w:p>
@@ -6123,14 +6123,14 @@
         </w:tc>
         <w:tc>
           <w:tcPr>
-            <w:tcW w:type="dxa" w:w="3010"/>
+            <w:tcW w:type="dxa" w:w="3202"/>
             <w:vAlign w:val="center"/>
             <w:shd w:fill="FFFFFF"/>
             <w:tcMar>
-              <w:top w:w="80" w:type="dxa"/>
-              <w:bottom w:w="80" w:type="dxa"/>
-              <w:left w:w="100" w:type="dxa"/>
-              <w:right w:w="100" w:type="dxa"/>
+              <w:top w:w="70" w:type="dxa"/>
+              <w:bottom w:w="70" w:type="dxa"/>
+              <w:left w:w="90" w:type="dxa"/>
+              <w:right w:w="90" w:type="dxa"/>
             </w:tcMar>
           </w:tcPr>
           <w:p>
@@ -6155,14 +6155,14 @@
         </w:trPr>
         <w:tc>
           <w:tcPr>
-            <w:tcW w:type="dxa" w:w="3010"/>
+            <w:tcW w:type="dxa" w:w="3202"/>
             <w:vAlign w:val="center"/>
             <w:shd w:fill="F2F5F9"/>
             <w:tcMar>
-              <w:top w:w="80" w:type="dxa"/>
-              <w:bottom w:w="80" w:type="dxa"/>
-              <w:left w:w="100" w:type="dxa"/>
-              <w:right w:w="100" w:type="dxa"/>
+              <w:top w:w="70" w:type="dxa"/>
+              <w:bottom w:w="70" w:type="dxa"/>
+              <w:left w:w="90" w:type="dxa"/>
+              <w:right w:w="90" w:type="dxa"/>
             </w:tcMar>
           </w:tcPr>
           <w:p>
@@ -6182,14 +6182,14 @@
         </w:tc>
         <w:tc>
           <w:tcPr>
-            <w:tcW w:type="dxa" w:w="3010"/>
+            <w:tcW w:type="dxa" w:w="3202"/>
             <w:vAlign w:val="center"/>
             <w:shd w:fill="F2F5F9"/>
             <w:tcMar>
-              <w:top w:w="80" w:type="dxa"/>
-              <w:bottom w:w="80" w:type="dxa"/>
-              <w:left w:w="100" w:type="dxa"/>
-              <w:right w:w="100" w:type="dxa"/>
+              <w:top w:w="70" w:type="dxa"/>
+              <w:bottom w:w="70" w:type="dxa"/>
+              <w:left w:w="90" w:type="dxa"/>
+              <w:right w:w="90" w:type="dxa"/>
             </w:tcMar>
           </w:tcPr>
           <w:p>
@@ -6209,14 +6209,14 @@
         </w:tc>
         <w:tc>
           <w:tcPr>
-            <w:tcW w:type="dxa" w:w="3010"/>
+            <w:tcW w:type="dxa" w:w="3202"/>
             <w:vAlign w:val="center"/>
             <w:shd w:fill="F2F5F9"/>
             <w:tcMar>
-              <w:top w:w="80" w:type="dxa"/>
-              <w:bottom w:w="80" w:type="dxa"/>
-              <w:left w:w="100" w:type="dxa"/>
-              <w:right w:w="100" w:type="dxa"/>
+              <w:top w:w="70" w:type="dxa"/>
+              <w:bottom w:w="70" w:type="dxa"/>
+              <w:left w:w="90" w:type="dxa"/>
+              <w:right w:w="90" w:type="dxa"/>
             </w:tcMar>
           </w:tcPr>
           <w:p>
@@ -6238,7 +6238,7 @@
     </w:tbl>
     <w:p>
       <w:pPr>
-        <w:spacing w:after="120"/>
+        <w:spacing w:after="100"/>
       </w:pPr>
     </w:p>
     <w:p>
@@ -6295,9 +6295,9 @@
       <w:r>
         <w:rPr>
           <w:color w:val="C8D2E1"/>
-          <w:sz w:val="16"/>
+          <w:sz w:val="14"/>
         </w:rPr>
-        <w:t>_________________________________________________________________________________</w:t>
+        <w:t>———————————————————————————————————————————————————————————————————————————</w:t>
       </w:r>
     </w:p>
     <w:p>
@@ -6361,9 +6361,9 @@
         </w:tblBorders>
       </w:tblPr>
       <w:tblGrid>
-        <w:gridCol w:w="3010"/>
-        <w:gridCol w:w="3010"/>
-        <w:gridCol w:w="3010"/>
+        <w:gridCol w:w="3202"/>
+        <w:gridCol w:w="3202"/>
+        <w:gridCol w:w="3202"/>
       </w:tblGrid>
       <w:tr>
         <w:trPr>
@@ -6373,7 +6373,7 @@
         </w:trPr>
         <w:tc>
           <w:tcPr>
-            <w:tcW w:type="dxa" w:w="3010"/>
+            <w:tcW w:type="dxa" w:w="3202"/>
             <w:vAlign w:val="center"/>
             <w:shd w:fill="1F3864"/>
             <w:tcMar>
@@ -6401,7 +6401,7 @@
         </w:tc>
         <w:tc>
           <w:tcPr>
-            <w:tcW w:type="dxa" w:w="3010"/>
+            <w:tcW w:type="dxa" w:w="3202"/>
             <w:vAlign w:val="center"/>
             <w:shd w:fill="1F3864"/>
             <w:tcMar>
@@ -6429,7 +6429,7 @@
         </w:tc>
         <w:tc>
           <w:tcPr>
-            <w:tcW w:type="dxa" w:w="3010"/>
+            <w:tcW w:type="dxa" w:w="3202"/>
             <w:vAlign w:val="center"/>
             <w:shd w:fill="1F3864"/>
             <w:tcMar>
@@ -6462,14 +6462,14 @@
         </w:trPr>
         <w:tc>
           <w:tcPr>
-            <w:tcW w:type="dxa" w:w="3010"/>
+            <w:tcW w:type="dxa" w:w="3202"/>
             <w:vAlign w:val="center"/>
             <w:shd w:fill="FFFFFF"/>
             <w:tcMar>
-              <w:top w:w="80" w:type="dxa"/>
-              <w:bottom w:w="80" w:type="dxa"/>
-              <w:left w:w="100" w:type="dxa"/>
-              <w:right w:w="100" w:type="dxa"/>
+              <w:top w:w="70" w:type="dxa"/>
+              <w:bottom w:w="70" w:type="dxa"/>
+              <w:left w:w="90" w:type="dxa"/>
+              <w:right w:w="90" w:type="dxa"/>
             </w:tcMar>
           </w:tcPr>
           <w:p>
@@ -6489,14 +6489,14 @@
         </w:tc>
         <w:tc>
           <w:tcPr>
-            <w:tcW w:type="dxa" w:w="3010"/>
+            <w:tcW w:type="dxa" w:w="3202"/>
             <w:vAlign w:val="center"/>
             <w:shd w:fill="FFFFFF"/>
             <w:tcMar>
-              <w:top w:w="80" w:type="dxa"/>
-              <w:bottom w:w="80" w:type="dxa"/>
-              <w:left w:w="100" w:type="dxa"/>
-              <w:right w:w="100" w:type="dxa"/>
+              <w:top w:w="70" w:type="dxa"/>
+              <w:bottom w:w="70" w:type="dxa"/>
+              <w:left w:w="90" w:type="dxa"/>
+              <w:right w:w="90" w:type="dxa"/>
             </w:tcMar>
           </w:tcPr>
           <w:p>
@@ -6540,14 +6540,14 @@
         </w:tc>
         <w:tc>
           <w:tcPr>
-            <w:tcW w:type="dxa" w:w="3010"/>
+            <w:tcW w:type="dxa" w:w="3202"/>
             <w:vAlign w:val="center"/>
             <w:shd w:fill="FFFFFF"/>
             <w:tcMar>
-              <w:top w:w="80" w:type="dxa"/>
-              <w:bottom w:w="80" w:type="dxa"/>
-              <w:left w:w="100" w:type="dxa"/>
-              <w:right w:w="100" w:type="dxa"/>
+              <w:top w:w="70" w:type="dxa"/>
+              <w:bottom w:w="70" w:type="dxa"/>
+              <w:left w:w="90" w:type="dxa"/>
+              <w:right w:w="90" w:type="dxa"/>
             </w:tcMar>
           </w:tcPr>
           <w:p>
@@ -6572,14 +6572,14 @@
         </w:trPr>
         <w:tc>
           <w:tcPr>
-            <w:tcW w:type="dxa" w:w="3010"/>
+            <w:tcW w:type="dxa" w:w="3202"/>
             <w:vAlign w:val="center"/>
             <w:shd w:fill="F2F5F9"/>
             <w:tcMar>
-              <w:top w:w="80" w:type="dxa"/>
-              <w:bottom w:w="80" w:type="dxa"/>
-              <w:left w:w="100" w:type="dxa"/>
-              <w:right w:w="100" w:type="dxa"/>
+              <w:top w:w="70" w:type="dxa"/>
+              <w:bottom w:w="70" w:type="dxa"/>
+              <w:left w:w="90" w:type="dxa"/>
+              <w:right w:w="90" w:type="dxa"/>
             </w:tcMar>
           </w:tcPr>
           <w:p>
@@ -6599,14 +6599,14 @@
         </w:tc>
         <w:tc>
           <w:tcPr>
-            <w:tcW w:type="dxa" w:w="3010"/>
+            <w:tcW w:type="dxa" w:w="3202"/>
             <w:vAlign w:val="center"/>
             <w:shd w:fill="F2F5F9"/>
             <w:tcMar>
-              <w:top w:w="80" w:type="dxa"/>
-              <w:bottom w:w="80" w:type="dxa"/>
-              <w:left w:w="100" w:type="dxa"/>
-              <w:right w:w="100" w:type="dxa"/>
+              <w:top w:w="70" w:type="dxa"/>
+              <w:bottom w:w="70" w:type="dxa"/>
+              <w:left w:w="90" w:type="dxa"/>
+              <w:right w:w="90" w:type="dxa"/>
             </w:tcMar>
           </w:tcPr>
           <w:p>
@@ -6626,14 +6626,14 @@
         </w:tc>
         <w:tc>
           <w:tcPr>
-            <w:tcW w:type="dxa" w:w="3010"/>
+            <w:tcW w:type="dxa" w:w="3202"/>
             <w:vAlign w:val="center"/>
             <w:shd w:fill="F2F5F9"/>
             <w:tcMar>
-              <w:top w:w="80" w:type="dxa"/>
-              <w:bottom w:w="80" w:type="dxa"/>
-              <w:left w:w="100" w:type="dxa"/>
-              <w:right w:w="100" w:type="dxa"/>
+              <w:top w:w="70" w:type="dxa"/>
+              <w:bottom w:w="70" w:type="dxa"/>
+              <w:left w:w="90" w:type="dxa"/>
+              <w:right w:w="90" w:type="dxa"/>
             </w:tcMar>
           </w:tcPr>
           <w:p>
@@ -6658,14 +6658,14 @@
         </w:trPr>
         <w:tc>
           <w:tcPr>
-            <w:tcW w:type="dxa" w:w="3010"/>
+            <w:tcW w:type="dxa" w:w="3202"/>
             <w:vAlign w:val="center"/>
             <w:shd w:fill="FFFFFF"/>
             <w:tcMar>
-              <w:top w:w="80" w:type="dxa"/>
-              <w:bottom w:w="80" w:type="dxa"/>
-              <w:left w:w="100" w:type="dxa"/>
-              <w:right w:w="100" w:type="dxa"/>
+              <w:top w:w="70" w:type="dxa"/>
+              <w:bottom w:w="70" w:type="dxa"/>
+              <w:left w:w="90" w:type="dxa"/>
+              <w:right w:w="90" w:type="dxa"/>
             </w:tcMar>
           </w:tcPr>
           <w:p>
@@ -6685,14 +6685,14 @@
         </w:tc>
         <w:tc>
           <w:tcPr>
-            <w:tcW w:type="dxa" w:w="3010"/>
+            <w:tcW w:type="dxa" w:w="3202"/>
             <w:vAlign w:val="center"/>
             <w:shd w:fill="FFFFFF"/>
             <w:tcMar>
-              <w:top w:w="80" w:type="dxa"/>
-              <w:bottom w:w="80" w:type="dxa"/>
-              <w:left w:w="100" w:type="dxa"/>
-              <w:right w:w="100" w:type="dxa"/>
+              <w:top w:w="70" w:type="dxa"/>
+              <w:bottom w:w="70" w:type="dxa"/>
+              <w:left w:w="90" w:type="dxa"/>
+              <w:right w:w="90" w:type="dxa"/>
             </w:tcMar>
           </w:tcPr>
           <w:p>
@@ -6712,14 +6712,14 @@
         </w:tc>
         <w:tc>
           <w:tcPr>
-            <w:tcW w:type="dxa" w:w="3010"/>
+            <w:tcW w:type="dxa" w:w="3202"/>
             <w:vAlign w:val="center"/>
             <w:shd w:fill="FFFFFF"/>
             <w:tcMar>
-              <w:top w:w="80" w:type="dxa"/>
-              <w:bottom w:w="80" w:type="dxa"/>
-              <w:left w:w="100" w:type="dxa"/>
-              <w:right w:w="100" w:type="dxa"/>
+              <w:top w:w="70" w:type="dxa"/>
+              <w:bottom w:w="70" w:type="dxa"/>
+              <w:left w:w="90" w:type="dxa"/>
+              <w:right w:w="90" w:type="dxa"/>
             </w:tcMar>
           </w:tcPr>
           <w:p>
@@ -6744,14 +6744,14 @@
         </w:trPr>
         <w:tc>
           <w:tcPr>
-            <w:tcW w:type="dxa" w:w="3010"/>
+            <w:tcW w:type="dxa" w:w="3202"/>
             <w:vAlign w:val="center"/>
             <w:shd w:fill="F2F5F9"/>
             <w:tcMar>
-              <w:top w:w="80" w:type="dxa"/>
-              <w:bottom w:w="80" w:type="dxa"/>
-              <w:left w:w="100" w:type="dxa"/>
-              <w:right w:w="100" w:type="dxa"/>
+              <w:top w:w="70" w:type="dxa"/>
+              <w:bottom w:w="70" w:type="dxa"/>
+              <w:left w:w="90" w:type="dxa"/>
+              <w:right w:w="90" w:type="dxa"/>
             </w:tcMar>
           </w:tcPr>
           <w:p>
@@ -6771,14 +6771,14 @@
         </w:tc>
         <w:tc>
           <w:tcPr>
-            <w:tcW w:type="dxa" w:w="3010"/>
+            <w:tcW w:type="dxa" w:w="3202"/>
             <w:vAlign w:val="center"/>
             <w:shd w:fill="F2F5F9"/>
             <w:tcMar>
-              <w:top w:w="80" w:type="dxa"/>
-              <w:bottom w:w="80" w:type="dxa"/>
-              <w:left w:w="100" w:type="dxa"/>
-              <w:right w:w="100" w:type="dxa"/>
+              <w:top w:w="70" w:type="dxa"/>
+              <w:bottom w:w="70" w:type="dxa"/>
+              <w:left w:w="90" w:type="dxa"/>
+              <w:right w:w="90" w:type="dxa"/>
             </w:tcMar>
           </w:tcPr>
           <w:p>
@@ -6798,14 +6798,14 @@
         </w:tc>
         <w:tc>
           <w:tcPr>
-            <w:tcW w:type="dxa" w:w="3010"/>
+            <w:tcW w:type="dxa" w:w="3202"/>
             <w:vAlign w:val="center"/>
             <w:shd w:fill="F2F5F9"/>
             <w:tcMar>
-              <w:top w:w="80" w:type="dxa"/>
-              <w:bottom w:w="80" w:type="dxa"/>
-              <w:left w:w="100" w:type="dxa"/>
-              <w:right w:w="100" w:type="dxa"/>
+              <w:top w:w="70" w:type="dxa"/>
+              <w:bottom w:w="70" w:type="dxa"/>
+              <w:left w:w="90" w:type="dxa"/>
+              <w:right w:w="90" w:type="dxa"/>
             </w:tcMar>
           </w:tcPr>
           <w:p>
@@ -6830,14 +6830,14 @@
         </w:trPr>
         <w:tc>
           <w:tcPr>
-            <w:tcW w:type="dxa" w:w="3010"/>
+            <w:tcW w:type="dxa" w:w="3202"/>
             <w:vAlign w:val="center"/>
             <w:shd w:fill="FFFFFF"/>
             <w:tcMar>
-              <w:top w:w="80" w:type="dxa"/>
-              <w:bottom w:w="80" w:type="dxa"/>
-              <w:left w:w="100" w:type="dxa"/>
-              <w:right w:w="100" w:type="dxa"/>
+              <w:top w:w="70" w:type="dxa"/>
+              <w:bottom w:w="70" w:type="dxa"/>
+              <w:left w:w="90" w:type="dxa"/>
+              <w:right w:w="90" w:type="dxa"/>
             </w:tcMar>
           </w:tcPr>
           <w:p>
@@ -6857,14 +6857,14 @@
         </w:tc>
         <w:tc>
           <w:tcPr>
-            <w:tcW w:type="dxa" w:w="3010"/>
+            <w:tcW w:type="dxa" w:w="3202"/>
             <w:vAlign w:val="center"/>
             <w:shd w:fill="FFFFFF"/>
             <w:tcMar>
-              <w:top w:w="80" w:type="dxa"/>
-              <w:bottom w:w="80" w:type="dxa"/>
-              <w:left w:w="100" w:type="dxa"/>
-              <w:right w:w="100" w:type="dxa"/>
+              <w:top w:w="70" w:type="dxa"/>
+              <w:bottom w:w="70" w:type="dxa"/>
+              <w:left w:w="90" w:type="dxa"/>
+              <w:right w:w="90" w:type="dxa"/>
             </w:tcMar>
           </w:tcPr>
           <w:p>
@@ -6884,14 +6884,14 @@
         </w:tc>
         <w:tc>
           <w:tcPr>
-            <w:tcW w:type="dxa" w:w="3010"/>
+            <w:tcW w:type="dxa" w:w="3202"/>
             <w:vAlign w:val="center"/>
             <w:shd w:fill="FFFFFF"/>
             <w:tcMar>
-              <w:top w:w="80" w:type="dxa"/>
-              <w:bottom w:w="80" w:type="dxa"/>
-              <w:left w:w="100" w:type="dxa"/>
-              <w:right w:w="100" w:type="dxa"/>
+              <w:top w:w="70" w:type="dxa"/>
+              <w:bottom w:w="70" w:type="dxa"/>
+              <w:left w:w="90" w:type="dxa"/>
+              <w:right w:w="90" w:type="dxa"/>
             </w:tcMar>
           </w:tcPr>
           <w:p>
@@ -6916,14 +6916,14 @@
         </w:trPr>
         <w:tc>
           <w:tcPr>
-            <w:tcW w:type="dxa" w:w="3010"/>
+            <w:tcW w:type="dxa" w:w="3202"/>
             <w:vAlign w:val="center"/>
             <w:shd w:fill="F2F5F9"/>
             <w:tcMar>
-              <w:top w:w="80" w:type="dxa"/>
-              <w:bottom w:w="80" w:type="dxa"/>
-              <w:left w:w="100" w:type="dxa"/>
-              <w:right w:w="100" w:type="dxa"/>
+              <w:top w:w="70" w:type="dxa"/>
+              <w:bottom w:w="70" w:type="dxa"/>
+              <w:left w:w="90" w:type="dxa"/>
+              <w:right w:w="90" w:type="dxa"/>
             </w:tcMar>
           </w:tcPr>
           <w:p>
@@ -6943,14 +6943,14 @@
         </w:tc>
         <w:tc>
           <w:tcPr>
-            <w:tcW w:type="dxa" w:w="3010"/>
+            <w:tcW w:type="dxa" w:w="3202"/>
             <w:vAlign w:val="center"/>
             <w:shd w:fill="F2F5F9"/>
             <w:tcMar>
-              <w:top w:w="80" w:type="dxa"/>
-              <w:bottom w:w="80" w:type="dxa"/>
-              <w:left w:w="100" w:type="dxa"/>
-              <w:right w:w="100" w:type="dxa"/>
+              <w:top w:w="70" w:type="dxa"/>
+              <w:bottom w:w="70" w:type="dxa"/>
+              <w:left w:w="90" w:type="dxa"/>
+              <w:right w:w="90" w:type="dxa"/>
             </w:tcMar>
           </w:tcPr>
           <w:p>
@@ -6970,14 +6970,14 @@
         </w:tc>
         <w:tc>
           <w:tcPr>
-            <w:tcW w:type="dxa" w:w="3010"/>
+            <w:tcW w:type="dxa" w:w="3202"/>
             <w:vAlign w:val="center"/>
             <w:shd w:fill="F2F5F9"/>
             <w:tcMar>
-              <w:top w:w="80" w:type="dxa"/>
-              <w:bottom w:w="80" w:type="dxa"/>
-              <w:left w:w="100" w:type="dxa"/>
-              <w:right w:w="100" w:type="dxa"/>
+              <w:top w:w="70" w:type="dxa"/>
+              <w:bottom w:w="70" w:type="dxa"/>
+              <w:left w:w="90" w:type="dxa"/>
+              <w:right w:w="90" w:type="dxa"/>
             </w:tcMar>
           </w:tcPr>
           <w:p>
@@ -7002,14 +7002,14 @@
         </w:trPr>
         <w:tc>
           <w:tcPr>
-            <w:tcW w:type="dxa" w:w="3010"/>
+            <w:tcW w:type="dxa" w:w="3202"/>
             <w:vAlign w:val="center"/>
             <w:shd w:fill="FFFFFF"/>
             <w:tcMar>
-              <w:top w:w="80" w:type="dxa"/>
-              <w:bottom w:w="80" w:type="dxa"/>
-              <w:left w:w="100" w:type="dxa"/>
-              <w:right w:w="100" w:type="dxa"/>
+              <w:top w:w="70" w:type="dxa"/>
+              <w:bottom w:w="70" w:type="dxa"/>
+              <w:left w:w="90" w:type="dxa"/>
+              <w:right w:w="90" w:type="dxa"/>
             </w:tcMar>
           </w:tcPr>
           <w:p>
@@ -7029,14 +7029,14 @@
         </w:tc>
         <w:tc>
           <w:tcPr>
-            <w:tcW w:type="dxa" w:w="3010"/>
+            <w:tcW w:type="dxa" w:w="3202"/>
             <w:vAlign w:val="center"/>
             <w:shd w:fill="FFFFFF"/>
             <w:tcMar>
-              <w:top w:w="80" w:type="dxa"/>
-              <w:bottom w:w="80" w:type="dxa"/>
-              <w:left w:w="100" w:type="dxa"/>
-              <w:right w:w="100" w:type="dxa"/>
+              <w:top w:w="70" w:type="dxa"/>
+              <w:bottom w:w="70" w:type="dxa"/>
+              <w:left w:w="90" w:type="dxa"/>
+              <w:right w:w="90" w:type="dxa"/>
             </w:tcMar>
           </w:tcPr>
           <w:p>
@@ -7056,14 +7056,14 @@
         </w:tc>
         <w:tc>
           <w:tcPr>
-            <w:tcW w:type="dxa" w:w="3010"/>
+            <w:tcW w:type="dxa" w:w="3202"/>
             <w:vAlign w:val="center"/>
             <w:shd w:fill="FFFFFF"/>
             <w:tcMar>
-              <w:top w:w="80" w:type="dxa"/>
-              <w:bottom w:w="80" w:type="dxa"/>
-              <w:left w:w="100" w:type="dxa"/>
-              <w:right w:w="100" w:type="dxa"/>
+              <w:top w:w="70" w:type="dxa"/>
+              <w:bottom w:w="70" w:type="dxa"/>
+              <w:left w:w="90" w:type="dxa"/>
+              <w:right w:w="90" w:type="dxa"/>
             </w:tcMar>
           </w:tcPr>
           <w:p>
@@ -7088,14 +7088,14 @@
         </w:trPr>
         <w:tc>
           <w:tcPr>
-            <w:tcW w:type="dxa" w:w="3010"/>
+            <w:tcW w:type="dxa" w:w="3202"/>
             <w:vAlign w:val="center"/>
             <w:shd w:fill="F2F5F9"/>
             <w:tcMar>
-              <w:top w:w="80" w:type="dxa"/>
-              <w:bottom w:w="80" w:type="dxa"/>
-              <w:left w:w="100" w:type="dxa"/>
-              <w:right w:w="100" w:type="dxa"/>
+              <w:top w:w="70" w:type="dxa"/>
+              <w:bottom w:w="70" w:type="dxa"/>
+              <w:left w:w="90" w:type="dxa"/>
+              <w:right w:w="90" w:type="dxa"/>
             </w:tcMar>
           </w:tcPr>
           <w:p>
@@ -7115,14 +7115,14 @@
         </w:tc>
         <w:tc>
           <w:tcPr>
-            <w:tcW w:type="dxa" w:w="3010"/>
+            <w:tcW w:type="dxa" w:w="3202"/>
             <w:vAlign w:val="center"/>
             <w:shd w:fill="F2F5F9"/>
             <w:tcMar>
-              <w:top w:w="80" w:type="dxa"/>
-              <w:bottom w:w="80" w:type="dxa"/>
-              <w:left w:w="100" w:type="dxa"/>
-              <w:right w:w="100" w:type="dxa"/>
+              <w:top w:w="70" w:type="dxa"/>
+              <w:bottom w:w="70" w:type="dxa"/>
+              <w:left w:w="90" w:type="dxa"/>
+              <w:right w:w="90" w:type="dxa"/>
             </w:tcMar>
           </w:tcPr>
           <w:p>
@@ -7142,14 +7142,14 @@
         </w:tc>
         <w:tc>
           <w:tcPr>
-            <w:tcW w:type="dxa" w:w="3010"/>
+            <w:tcW w:type="dxa" w:w="3202"/>
             <w:vAlign w:val="center"/>
             <w:shd w:fill="F2F5F9"/>
             <w:tcMar>
-              <w:top w:w="80" w:type="dxa"/>
-              <w:bottom w:w="80" w:type="dxa"/>
-              <w:left w:w="100" w:type="dxa"/>
-              <w:right w:w="100" w:type="dxa"/>
+              <w:top w:w="70" w:type="dxa"/>
+              <w:bottom w:w="70" w:type="dxa"/>
+              <w:left w:w="90" w:type="dxa"/>
+              <w:right w:w="90" w:type="dxa"/>
             </w:tcMar>
           </w:tcPr>
           <w:p>
@@ -7171,7 +7171,7 @@
     </w:tbl>
     <w:p>
       <w:pPr>
-        <w:spacing w:after="120"/>
+        <w:spacing w:after="100"/>
       </w:pPr>
     </w:p>
     <w:p>
@@ -7267,9 +7267,9 @@
       <w:r>
         <w:rPr>
           <w:color w:val="C8D2E1"/>
-          <w:sz w:val="16"/>
+          <w:sz w:val="14"/>
         </w:rPr>
-        <w:t>_________________________________________________________________________________</w:t>
+        <w:t>———————————————————————————————————————————————————————————————————————————</w:t>
       </w:r>
     </w:p>
     <w:p>
@@ -7848,9 +7848,9 @@
       <w:r>
         <w:rPr>
           <w:color w:val="C8D2E1"/>
-          <w:sz w:val="16"/>
+          <w:sz w:val="14"/>
         </w:rPr>
-        <w:t>_________________________________________________________________________________</w:t>
+        <w:t>———————————————————————————————————————————————————————————————————————————</w:t>
       </w:r>
     </w:p>
     <w:p>
@@ -8015,9 +8015,9 @@
       <w:r>
         <w:rPr>
           <w:color w:val="C8D2E1"/>
-          <w:sz w:val="16"/>
+          <w:sz w:val="14"/>
         </w:rPr>
-        <w:t>_________________________________________________________________________________</w:t>
+        <w:t>———————————————————————————————————————————————————————————————————————————</w:t>
       </w:r>
     </w:p>
     <w:p>
@@ -8035,13 +8035,53 @@
       </w:r>
     </w:p>
     <w:sectPr>
+      <w:headerReference w:type="default" r:id="rId9"/>
+      <w:footerReference w:type="default" r:id="rId10"/>
       <w:pgSz w:w="11909" w:h="16834"/>
-      <w:pgMar w:top="1440" w:right="1440" w:bottom="1440" w:left="1440" w:header="720" w:footer="720" w:gutter="0"/>
+      <w:pgMar w:top="1152" w:right="1152" w:bottom="1152" w:left="1152" w:header="720" w:footer="720" w:gutter="0"/>
       <w:cols w:space="720"/>
       <w:docGrid w:linePitch="360"/>
     </w:sectPr>
   </w:body>
 </w:document>
+</file>
+
+<file path=word/footer1.xml><?xml version="1.0" encoding="utf-8"?>
+<w:ftr xmlns:m="http://schemas.openxmlformats.org/officeDocument/2006/math" xmlns:mc="http://schemas.openxmlformats.org/markup-compatibility/2006" xmlns:mo="http://schemas.microsoft.com/office/mac/office/2008/main" xmlns:mv="urn:schemas-microsoft-com:mac:vml" xmlns:o="urn:schemas-microsoft-com:office:office" xmlns:r="http://schemas.openxmlformats.org/officeDocument/2006/relationships" xmlns:v="urn:schemas-microsoft-com:vml" xmlns:w10="urn:schemas-microsoft-com:office:word" xmlns:w14="http://schemas.microsoft.com/office/word/2010/wordml" xmlns:w="http://schemas.openxmlformats.org/wordprocessingml/2006/main" xmlns:wne="http://schemas.microsoft.com/office/word/2006/wordml" xmlns:wp14="http://schemas.microsoft.com/office/word/2010/wordprocessingDrawing" xmlns:wp="http://schemas.openxmlformats.org/drawingml/2006/wordprocessingDrawing" xmlns:wpc="http://schemas.microsoft.com/office/word/2010/wordprocessingCanvas" xmlns:wpg="http://schemas.microsoft.com/office/word/2010/wordprocessingGroup" xmlns:wpi="http://schemas.microsoft.com/office/word/2010/wordprocessingInk" xmlns:wps="http://schemas.microsoft.com/office/word/2010/wordprocessingShape" mc:Ignorable="w14 wp14">
+  <w:p>
+    <w:pPr>
+      <w:pStyle w:val="Footer"/>
+      <w:jc w:val="left"/>
+    </w:pPr>
+    <w:r>
+      <w:rPr>
+        <w:rFonts w:ascii="Calibri" w:hAnsi="Calibri"/>
+        <w:color w:val="646464"/>
+        <w:sz w:val="17"/>
+      </w:rPr>
+      <w:t>Buku Kurikulum KPT-OBE SISTEKIN 2026  |  FSTI Universitas Widyagama Malang</w:t>
+    </w:r>
+  </w:p>
+</w:ftr>
+</file>
+
+<file path=word/header1.xml><?xml version="1.0" encoding="utf-8"?>
+<w:hdr xmlns:m="http://schemas.openxmlformats.org/officeDocument/2006/math" xmlns:mc="http://schemas.openxmlformats.org/markup-compatibility/2006" xmlns:mo="http://schemas.microsoft.com/office/mac/office/2008/main" xmlns:mv="urn:schemas-microsoft-com:mac:vml" xmlns:o="urn:schemas-microsoft-com:office:office" xmlns:r="http://schemas.openxmlformats.org/officeDocument/2006/relationships" xmlns:v="urn:schemas-microsoft-com:vml" xmlns:w10="urn:schemas-microsoft-com:office:word" xmlns:w14="http://schemas.microsoft.com/office/word/2010/wordml" xmlns:w="http://schemas.openxmlformats.org/wordprocessingml/2006/main" xmlns:wne="http://schemas.microsoft.com/office/word/2006/wordml" xmlns:wp14="http://schemas.microsoft.com/office/word/2010/wordprocessingDrawing" xmlns:wp="http://schemas.openxmlformats.org/drawingml/2006/wordprocessingDrawing" xmlns:wpc="http://schemas.microsoft.com/office/word/2010/wordprocessingCanvas" xmlns:wpg="http://schemas.microsoft.com/office/word/2010/wordprocessingGroup" xmlns:wpi="http://schemas.microsoft.com/office/word/2010/wordprocessingInk" xmlns:wps="http://schemas.microsoft.com/office/word/2010/wordprocessingShape" mc:Ignorable="w14 wp14">
+  <w:p>
+    <w:pPr>
+      <w:pStyle w:val="Header"/>
+      <w:jc w:val="right"/>
+    </w:pPr>
+    <w:r>
+      <w:rPr>
+        <w:rFonts w:ascii="Calibri" w:hAnsi="Calibri"/>
+        <w:color w:val="646464"/>
+        <w:sz w:val="17"/>
+      </w:rPr>
+      <w:t>PROGRAM STUDI SISTEM DAN TEKNOLOGI INFORMASI (SISTEKIN) — FSTI UWG</w:t>
+    </w:r>
+  </w:p>
+</w:hdr>
 </file>
 
 <file path=word/numbering.xml><?xml version="1.0" encoding="utf-8"?>
